--- a/dossier-deets-apprentissage/word/17_Developpement_competences_maitres_apprentissage.docx
+++ b/dossier-deets-apprentissage/word/17_Developpement_competences_maitres_apprentissage.docx
@@ -8,27 +8,38 @@
       </w:pPr>
       <w:r>
         <w:rPr>
-          <w:rFonts w:ascii="Arial" w:cs="Arial" w:eastAsia="Arial" w:hAnsi="Arial"/>
+          <w:rFonts w:ascii="Montserrat" w:cs="Montserrat" w:eastAsia="Montserrat" w:hAnsi="Montserrat"/>
           <w:b/>
           <w:bCs/>
-          <w:color w:val="1F3A5F"/>
-          <w:sz w:val="36"/>
-          <w:szCs w:val="36"/>
-        </w:rPr>
-        <w:t xml:space="preserve">YEBA FORMATIONS</w:t>
+          <w:color w:val="1B3A6B"/>
+          <w:sz w:val="40"/>
+          <w:szCs w:val="40"/>
+        </w:rPr>
+        <w:t xml:space="preserve">YEBA</w:t>
+      </w:r>
+      <w:r>
+        <w:rPr>
+          <w:rFonts w:ascii="Montserrat" w:cs="Montserrat" w:eastAsia="Montserrat" w:hAnsi="Montserrat"/>
+          <w:b/>
+          <w:bCs/>
+          <w:color w:val="C9AB4C"/>
+          <w:sz w:val="40"/>
+          <w:szCs w:val="40"/>
+        </w:rPr>
+        <w:t xml:space="preserve">  FORMATIONS</w:t>
       </w:r>
     </w:p>
     <w:p>
       <w:pPr>
         <w:pBdr>
-          <w:bottom w:val="single" w:color="C8691C" w:sz="12" w:space="6"/>
+          <w:bottom w:val="single" w:color="C9AB4C" w:sz="12" w:space="6"/>
         </w:pBdr>
         <w:spacing w:after="240"/>
       </w:pPr>
       <w:r>
         <w:rPr>
-          <w:rFonts w:ascii="Arial" w:cs="Arial" w:eastAsia="Arial" w:hAnsi="Arial"/>
-          <w:color w:val="595959"/>
+          <w:rFonts w:ascii="Inter" w:cs="Inter" w:eastAsia="Inter" w:hAnsi="Inter"/>
+          <w:color w:val="4D4D4D"/>
           <w:sz w:val="20"/>
           <w:szCs w:val="20"/>
         </w:rPr>
@@ -41,10 +52,10 @@
       </w:pPr>
       <w:r>
         <w:rPr>
-          <w:rFonts w:ascii="Arial" w:cs="Arial" w:eastAsia="Arial" w:hAnsi="Arial"/>
+          <w:rFonts w:ascii="Montserrat" w:cs="Montserrat" w:eastAsia="Montserrat" w:hAnsi="Montserrat"/>
           <w:b/>
           <w:bCs/>
-          <w:color w:val="C8691C"/>
+          <w:color w:val="4D4D4D"/>
           <w:sz w:val="24"/>
           <w:szCs w:val="24"/>
         </w:rPr>
@@ -57,10 +68,10 @@
       </w:pPr>
       <w:r>
         <w:rPr>
-          <w:rFonts w:ascii="Arial" w:cs="Arial" w:eastAsia="Arial" w:hAnsi="Arial"/>
+          <w:rFonts w:ascii="Montserrat" w:cs="Montserrat" w:eastAsia="Montserrat" w:hAnsi="Montserrat"/>
           <w:b/>
           <w:bCs/>
-          <w:color w:val="1F3A5F"/>
+          <w:color w:val="1B3A6B"/>
           <w:sz w:val="32"/>
           <w:szCs w:val="32"/>
         </w:rPr>
@@ -91,21 +102,21 @@
         <w:tc>
           <w:tcPr>
             <w:tcW w:type="dxa" w:w="2600"/>
-            <w:shd w:fill="1F3A5F" w:color="auto" w:val="clear"/>
-            <w:tcMar>
-              <w:top w:type="dxa" w:w="60"/>
-              <w:left w:type="dxa" w:w="90"/>
-              <w:bottom w:type="dxa" w:w="60"/>
-              <w:right w:type="dxa" w:w="90"/>
-            </w:tcMar>
-          </w:tcPr>
-          <w:p>
-            <w:pPr>
-              <w:spacing w:after="40"/>
-            </w:pPr>
-            <w:r>
-              <w:rPr>
-                <w:rFonts w:ascii="Arial" w:cs="Arial" w:eastAsia="Arial" w:hAnsi="Arial"/>
+            <w:shd w:fill="1B3A6B" w:color="auto" w:val="clear"/>
+            <w:tcMar>
+              <w:top w:type="dxa" w:w="60"/>
+              <w:left w:type="dxa" w:w="90"/>
+              <w:bottom w:type="dxa" w:w="60"/>
+              <w:right w:type="dxa" w:w="90"/>
+            </w:tcMar>
+          </w:tcPr>
+          <w:p>
+            <w:pPr>
+              <w:spacing w:after="40"/>
+            </w:pPr>
+            <w:r>
+              <w:rPr>
+                <w:rFonts w:ascii="Inter" w:cs="Inter" w:eastAsia="Inter" w:hAnsi="Inter"/>
                 <w:b/>
                 <w:bCs/>
                 <w:color w:val="FFFFFF"/>
@@ -117,21 +128,21 @@
         <w:tc>
           <w:tcPr>
             <w:tcW w:type="dxa" w:w="7038"/>
-            <w:shd w:fill="1F3A5F" w:color="auto" w:val="clear"/>
-            <w:tcMar>
-              <w:top w:type="dxa" w:w="60"/>
-              <w:left w:type="dxa" w:w="90"/>
-              <w:bottom w:type="dxa" w:w="60"/>
-              <w:right w:type="dxa" w:w="90"/>
-            </w:tcMar>
-          </w:tcPr>
-          <w:p>
-            <w:pPr>
-              <w:spacing w:after="40"/>
-            </w:pPr>
-            <w:r>
-              <w:rPr>
-                <w:rFonts w:ascii="Arial" w:cs="Arial" w:eastAsia="Arial" w:hAnsi="Arial"/>
+            <w:shd w:fill="1B3A6B" w:color="auto" w:val="clear"/>
+            <w:tcMar>
+              <w:top w:type="dxa" w:w="60"/>
+              <w:left w:type="dxa" w:w="90"/>
+              <w:bottom w:type="dxa" w:w="60"/>
+              <w:right w:type="dxa" w:w="90"/>
+            </w:tcMar>
+          </w:tcPr>
+          <w:p>
+            <w:pPr>
+              <w:spacing w:after="40"/>
+            </w:pPr>
+            <w:r>
+              <w:rPr>
+                <w:rFonts w:ascii="Inter" w:cs="Inter" w:eastAsia="Inter" w:hAnsi="Inter"/>
                 <w:b/>
                 <w:bCs/>
                 <w:color w:val="FFFFFF"/>
@@ -161,7 +172,7 @@
             </w:pPr>
             <w:r>
               <w:rPr>
-                <w:rFonts w:ascii="Arial" w:cs="Arial" w:eastAsia="Arial" w:hAnsi="Arial"/>
+                <w:rFonts w:ascii="Inter" w:cs="Inter" w:eastAsia="Inter" w:hAnsi="Inter"/>
               </w:rPr>
               <w:t xml:space="preserve">Destinataire</w:t>
             </w:r>
@@ -183,7 +194,7 @@
             </w:pPr>
             <w:r>
               <w:rPr>
-                <w:rFonts w:ascii="Arial" w:cs="Arial" w:eastAsia="Arial" w:hAnsi="Arial"/>
+                <w:rFonts w:ascii="Inter" w:cs="Inter" w:eastAsia="Inter" w:hAnsi="Inter"/>
               </w:rPr>
               <w:t xml:space="preserve">DEETS La Réunion — Service de contrôle de la formation professionnelle</w:t>
             </w:r>
@@ -197,21 +208,21 @@
         <w:tc>
           <w:tcPr>
             <w:tcW w:type="dxa" w:w="2600"/>
-            <w:shd w:fill="EAF0F6" w:color="auto" w:val="clear"/>
-            <w:tcMar>
-              <w:top w:type="dxa" w:w="60"/>
-              <w:left w:type="dxa" w:w="90"/>
-              <w:bottom w:type="dxa" w:w="60"/>
-              <w:right w:type="dxa" w:w="90"/>
-            </w:tcMar>
-          </w:tcPr>
-          <w:p>
-            <w:pPr>
-              <w:spacing w:after="40"/>
-            </w:pPr>
-            <w:r>
-              <w:rPr>
-                <w:rFonts w:ascii="Arial" w:cs="Arial" w:eastAsia="Arial" w:hAnsi="Arial"/>
+            <w:shd w:fill="EEF1F6" w:color="auto" w:val="clear"/>
+            <w:tcMar>
+              <w:top w:type="dxa" w:w="60"/>
+              <w:left w:type="dxa" w:w="90"/>
+              <w:bottom w:type="dxa" w:w="60"/>
+              <w:right w:type="dxa" w:w="90"/>
+            </w:tcMar>
+          </w:tcPr>
+          <w:p>
+            <w:pPr>
+              <w:spacing w:after="40"/>
+            </w:pPr>
+            <w:r>
+              <w:rPr>
+                <w:rFonts w:ascii="Inter" w:cs="Inter" w:eastAsia="Inter" w:hAnsi="Inter"/>
               </w:rPr>
               <w:t xml:space="preserve">Référence</w:t>
             </w:r>
@@ -220,21 +231,21 @@
         <w:tc>
           <w:tcPr>
             <w:tcW w:type="dxa" w:w="7038"/>
-            <w:shd w:fill="EAF0F6" w:color="auto" w:val="clear"/>
-            <w:tcMar>
-              <w:top w:type="dxa" w:w="60"/>
-              <w:left w:type="dxa" w:w="90"/>
-              <w:bottom w:type="dxa" w:w="60"/>
-              <w:right w:type="dxa" w:w="90"/>
-            </w:tcMar>
-          </w:tcPr>
-          <w:p>
-            <w:pPr>
-              <w:spacing w:after="40"/>
-            </w:pPr>
-            <w:r>
-              <w:rPr>
-                <w:rFonts w:ascii="Arial" w:cs="Arial" w:eastAsia="Arial" w:hAnsi="Arial"/>
+            <w:shd w:fill="EEF1F6" w:color="auto" w:val="clear"/>
+            <w:tcMar>
+              <w:top w:type="dxa" w:w="60"/>
+              <w:left w:type="dxa" w:w="90"/>
+              <w:bottom w:type="dxa" w:w="60"/>
+              <w:right w:type="dxa" w:w="90"/>
+            </w:tcMar>
+          </w:tcPr>
+          <w:p>
+            <w:pPr>
+              <w:spacing w:after="40"/>
+            </w:pPr>
+            <w:r>
+              <w:rPr>
+                <w:rFonts w:ascii="Inter" w:cs="Inter" w:eastAsia="Inter" w:hAnsi="Inter"/>
               </w:rPr>
               <w:t xml:space="preserve">Courriel de la DEETS du 20 octobre 2026 — instruction au titre de l’article L.6351-5 du Code du travail</w:t>
             </w:r>
@@ -261,7 +272,7 @@
             </w:pPr>
             <w:r>
               <w:rPr>
-                <w:rFonts w:ascii="Arial" w:cs="Arial" w:eastAsia="Arial" w:hAnsi="Arial"/>
+                <w:rFonts w:ascii="Inter" w:cs="Inter" w:eastAsia="Inter" w:hAnsi="Inter"/>
               </w:rPr>
               <w:t xml:space="preserve">Objet de la pièce</w:t>
             </w:r>
@@ -283,7 +294,7 @@
             </w:pPr>
             <w:r>
               <w:rPr>
-                <w:rFonts w:ascii="Arial" w:cs="Arial" w:eastAsia="Arial" w:hAnsi="Arial"/>
+                <w:rFonts w:ascii="Inter" w:cs="Inter" w:eastAsia="Inter" w:hAnsi="Inter"/>
               </w:rPr>
               <w:t xml:space="preserve">Modalités de formation, d’outillage et d’animation des maîtres d’apprentissage ; état récapitulatif des actions entreprises.</w:t>
             </w:r>
@@ -297,21 +308,21 @@
         <w:tc>
           <w:tcPr>
             <w:tcW w:type="dxa" w:w="2600"/>
-            <w:shd w:fill="EAF0F6" w:color="auto" w:val="clear"/>
-            <w:tcMar>
-              <w:top w:type="dxa" w:w="60"/>
-              <w:left w:type="dxa" w:w="90"/>
-              <w:bottom w:type="dxa" w:w="60"/>
-              <w:right w:type="dxa" w:w="90"/>
-            </w:tcMar>
-          </w:tcPr>
-          <w:p>
-            <w:pPr>
-              <w:spacing w:after="40"/>
-            </w:pPr>
-            <w:r>
-              <w:rPr>
-                <w:rFonts w:ascii="Arial" w:cs="Arial" w:eastAsia="Arial" w:hAnsi="Arial"/>
+            <w:shd w:fill="EEF1F6" w:color="auto" w:val="clear"/>
+            <w:tcMar>
+              <w:top w:type="dxa" w:w="60"/>
+              <w:left w:type="dxa" w:w="90"/>
+              <w:bottom w:type="dxa" w:w="60"/>
+              <w:right w:type="dxa" w:w="90"/>
+            </w:tcMar>
+          </w:tcPr>
+          <w:p>
+            <w:pPr>
+              <w:spacing w:after="40"/>
+            </w:pPr>
+            <w:r>
+              <w:rPr>
+                <w:rFonts w:ascii="Inter" w:cs="Inter" w:eastAsia="Inter" w:hAnsi="Inter"/>
               </w:rPr>
               <w:t xml:space="preserve">Organisme</w:t>
             </w:r>
@@ -320,23 +331,23 @@
         <w:tc>
           <w:tcPr>
             <w:tcW w:type="dxa" w:w="7038"/>
-            <w:shd w:fill="EAF0F6" w:color="auto" w:val="clear"/>
-            <w:tcMar>
-              <w:top w:type="dxa" w:w="60"/>
-              <w:left w:type="dxa" w:w="90"/>
-              <w:bottom w:type="dxa" w:w="60"/>
-              <w:right w:type="dxa" w:w="90"/>
-            </w:tcMar>
-          </w:tcPr>
-          <w:p>
-            <w:pPr>
-              <w:spacing w:after="40"/>
-            </w:pPr>
-            <w:r>
-              <w:rPr>
-                <w:rFonts w:ascii="Arial" w:cs="Arial" w:eastAsia="Arial" w:hAnsi="Arial"/>
-              </w:rPr>
-              <w:t xml:space="preserve">YEBA FORMATIONS — SIRET 814 622 262 00032 — NDA 04973676397</w:t>
+            <w:shd w:fill="EEF1F6" w:color="auto" w:val="clear"/>
+            <w:tcMar>
+              <w:top w:type="dxa" w:w="60"/>
+              <w:left w:type="dxa" w:w="90"/>
+              <w:bottom w:type="dxa" w:w="60"/>
+              <w:right w:type="dxa" w:w="90"/>
+            </w:tcMar>
+          </w:tcPr>
+          <w:p>
+            <w:pPr>
+              <w:spacing w:after="40"/>
+            </w:pPr>
+            <w:r>
+              <w:rPr>
+                <w:rFonts w:ascii="Inter" w:cs="Inter" w:eastAsia="Inter" w:hAnsi="Inter"/>
+              </w:rPr>
+              <w:t xml:space="preserve">YEBA FORMATIONS — SIRET 814 622 262 00032 — NDA 04973676397 — UAI 9742022E</w:t>
             </w:r>
           </w:p>
         </w:tc>
@@ -361,9 +372,9 @@
             </w:pPr>
             <w:r>
               <w:rPr>
-                <w:rFonts w:ascii="Arial" w:cs="Arial" w:eastAsia="Arial" w:hAnsi="Arial"/>
-              </w:rPr>
-              <w:t xml:space="preserve">Certification Qualiopi</w:t>
+                <w:rFonts w:ascii="Inter" w:cs="Inter" w:eastAsia="Inter" w:hAnsi="Inter"/>
+              </w:rPr>
+              <w:t xml:space="preserve">Lieu de formation</w:t>
             </w:r>
           </w:p>
         </w:tc>
@@ -383,19 +394,9 @@
             </w:pPr>
             <w:r>
               <w:rPr>
-                <w:rFonts w:ascii="Arial" w:cs="Arial" w:eastAsia="Arial" w:hAnsi="Arial"/>
-              </w:rPr>
-              <w:t xml:space="preserve">n° 25FOR02027.1 — </w:t>
-            </w:r>
-            <w:r>
-              <w:rPr>
-                <w:rFonts w:ascii="Arial" w:cs="Arial" w:eastAsia="Arial" w:hAnsi="Arial"/>
-                <w:b/>
-                <w:bCs/>
-                <w:highlight w:val="yellow"/>
-                <w:highlightCs w:val="yellow"/>
-              </w:rPr>
-              <w:t xml:space="preserve">[préciser si la catégorie « actions de formation par apprentissage » est déjà couverte ou en cours d’extension]</w:t>
+                <w:rFonts w:ascii="Inter" w:cs="Inter" w:eastAsia="Inter" w:hAnsi="Inter"/>
+              </w:rPr>
+              <w:t xml:space="preserve">7 rue Henri Cornu, Immeuble Rodrigue 2, Technopole Réunion / Technor, 97490 Sainte-Clotilde (Saint-Denis)</w:t>
             </w:r>
           </w:p>
         </w:tc>
@@ -407,46 +408,46 @@
         <w:tc>
           <w:tcPr>
             <w:tcW w:type="dxa" w:w="2600"/>
-            <w:shd w:fill="EAF0F6" w:color="auto" w:val="clear"/>
-            <w:tcMar>
-              <w:top w:type="dxa" w:w="60"/>
-              <w:left w:type="dxa" w:w="90"/>
-              <w:bottom w:type="dxa" w:w="60"/>
-              <w:right w:type="dxa" w:w="90"/>
-            </w:tcMar>
-          </w:tcPr>
-          <w:p>
-            <w:pPr>
-              <w:spacing w:after="40"/>
-            </w:pPr>
-            <w:r>
-              <w:rPr>
-                <w:rFonts w:ascii="Arial" w:cs="Arial" w:eastAsia="Arial" w:hAnsi="Arial"/>
-              </w:rPr>
-              <w:t xml:space="preserve">Responsable</w:t>
+            <w:shd w:fill="EEF1F6" w:color="auto" w:val="clear"/>
+            <w:tcMar>
+              <w:top w:type="dxa" w:w="60"/>
+              <w:left w:type="dxa" w:w="90"/>
+              <w:bottom w:type="dxa" w:w="60"/>
+              <w:right w:type="dxa" w:w="90"/>
+            </w:tcMar>
+          </w:tcPr>
+          <w:p>
+            <w:pPr>
+              <w:spacing w:after="40"/>
+            </w:pPr>
+            <w:r>
+              <w:rPr>
+                <w:rFonts w:ascii="Inter" w:cs="Inter" w:eastAsia="Inter" w:hAnsi="Inter"/>
+              </w:rPr>
+              <w:t xml:space="preserve">Certification Qualiopi</w:t>
             </w:r>
           </w:p>
         </w:tc>
         <w:tc>
           <w:tcPr>
             <w:tcW w:type="dxa" w:w="7038"/>
-            <w:shd w:fill="EAF0F6" w:color="auto" w:val="clear"/>
-            <w:tcMar>
-              <w:top w:type="dxa" w:w="60"/>
-              <w:left w:type="dxa" w:w="90"/>
-              <w:bottom w:type="dxa" w:w="60"/>
-              <w:right w:type="dxa" w:w="90"/>
-            </w:tcMar>
-          </w:tcPr>
-          <w:p>
-            <w:pPr>
-              <w:spacing w:after="40"/>
-            </w:pPr>
-            <w:r>
-              <w:rPr>
-                <w:rFonts w:ascii="Arial" w:cs="Arial" w:eastAsia="Arial" w:hAnsi="Arial"/>
-              </w:rPr>
-              <w:t xml:space="preserve">Aurélien LUMEKA, Directeur</w:t>
+            <w:shd w:fill="EEF1F6" w:color="auto" w:val="clear"/>
+            <w:tcMar>
+              <w:top w:type="dxa" w:w="60"/>
+              <w:left w:type="dxa" w:w="90"/>
+              <w:bottom w:type="dxa" w:w="60"/>
+              <w:right w:type="dxa" w:w="90"/>
+            </w:tcMar>
+          </w:tcPr>
+          <w:p>
+            <w:pPr>
+              <w:spacing w:after="40"/>
+            </w:pPr>
+            <w:r>
+              <w:rPr>
+                <w:rFonts w:ascii="Inter" w:cs="Inter" w:eastAsia="Inter" w:hAnsi="Inter"/>
+              </w:rPr>
+              <w:t xml:space="preserve">n° 25FOR02027.1 (actions de formation). Extension à la catégorie « actions de formation par apprentissage » engagée : l’audit d’extension sera réalisé dès l’entrée en formation du premier apprenti (courriel de l’organisme certificateur du 14/10/2026).</w:t>
             </w:r>
           </w:p>
         </w:tc>
@@ -471,7 +472,57 @@
             </w:pPr>
             <w:r>
               <w:rPr>
-                <w:rFonts w:ascii="Arial" w:cs="Arial" w:eastAsia="Arial" w:hAnsi="Arial"/>
+                <w:rFonts w:ascii="Inter" w:cs="Inter" w:eastAsia="Inter" w:hAnsi="Inter"/>
+              </w:rPr>
+              <w:t xml:space="preserve">Responsable</w:t>
+            </w:r>
+          </w:p>
+        </w:tc>
+        <w:tc>
+          <w:tcPr>
+            <w:tcW w:type="dxa" w:w="7038"/>
+            <w:tcMar>
+              <w:top w:type="dxa" w:w="60"/>
+              <w:left w:type="dxa" w:w="90"/>
+              <w:bottom w:type="dxa" w:w="60"/>
+              <w:right w:type="dxa" w:w="90"/>
+            </w:tcMar>
+          </w:tcPr>
+          <w:p>
+            <w:pPr>
+              <w:spacing w:after="40"/>
+            </w:pPr>
+            <w:r>
+              <w:rPr>
+                <w:rFonts w:ascii="Inter" w:cs="Inter" w:eastAsia="Inter" w:hAnsi="Inter"/>
+              </w:rPr>
+              <w:t xml:space="preserve">Aurélien LUMEKA, Directeur</w:t>
+            </w:r>
+          </w:p>
+        </w:tc>
+      </w:tr>
+      <w:tr>
+        <w:trPr>
+          <w:cantSplit/>
+        </w:trPr>
+        <w:tc>
+          <w:tcPr>
+            <w:tcW w:type="dxa" w:w="2600"/>
+            <w:shd w:fill="EEF1F6" w:color="auto" w:val="clear"/>
+            <w:tcMar>
+              <w:top w:type="dxa" w:w="60"/>
+              <w:left w:type="dxa" w:w="90"/>
+              <w:bottom w:type="dxa" w:w="60"/>
+              <w:right w:type="dxa" w:w="90"/>
+            </w:tcMar>
+          </w:tcPr>
+          <w:p>
+            <w:pPr>
+              <w:spacing w:after="40"/>
+            </w:pPr>
+            <w:r>
+              <w:rPr>
+                <w:rFonts w:ascii="Inter" w:cs="Inter" w:eastAsia="Inter" w:hAnsi="Inter"/>
               </w:rPr>
               <w:t xml:space="preserve">Version</w:t>
             </w:r>
@@ -480,22 +531,23 @@
         <w:tc>
           <w:tcPr>
             <w:tcW w:type="dxa" w:w="7038"/>
-            <w:tcMar>
-              <w:top w:type="dxa" w:w="60"/>
-              <w:left w:type="dxa" w:w="90"/>
-              <w:bottom w:type="dxa" w:w="60"/>
-              <w:right w:type="dxa" w:w="90"/>
-            </w:tcMar>
-          </w:tcPr>
-          <w:p>
-            <w:pPr>
-              <w:spacing w:after="40"/>
-            </w:pPr>
-            <w:r>
-              <w:rPr>
-                <w:rFonts w:ascii="Arial" w:cs="Arial" w:eastAsia="Arial" w:hAnsi="Arial"/>
-              </w:rPr>
-              <w:t xml:space="preserve">Version 1 du 28/10/2026</w:t>
+            <w:shd w:fill="EEF1F6" w:color="auto" w:val="clear"/>
+            <w:tcMar>
+              <w:top w:type="dxa" w:w="60"/>
+              <w:left w:type="dxa" w:w="90"/>
+              <w:bottom w:type="dxa" w:w="60"/>
+              <w:right w:type="dxa" w:w="90"/>
+            </w:tcMar>
+          </w:tcPr>
+          <w:p>
+            <w:pPr>
+              <w:spacing w:after="40"/>
+            </w:pPr>
+            <w:r>
+              <w:rPr>
+                <w:rFonts w:ascii="Inter" w:cs="Inter" w:eastAsia="Inter" w:hAnsi="Inter"/>
+              </w:rPr>
+              <w:t xml:space="preserve">Version 2 du 28/10/2026</w:t>
             </w:r>
           </w:p>
         </w:tc>
@@ -514,7 +566,7 @@
       </w:pPr>
       <w:r>
         <w:rPr>
-          <w:rFonts w:ascii="Arial" w:cs="Arial" w:eastAsia="Arial" w:hAnsi="Arial"/>
+          <w:rFonts w:ascii="Montserrat" w:cs="Montserrat" w:eastAsia="Montserrat" w:hAnsi="Montserrat"/>
         </w:rPr>
         <w:t xml:space="preserve">1. Rôle du maître d’apprentissage</w:t>
       </w:r>
@@ -526,13 +578,13 @@
       </w:pPr>
       <w:r>
         <w:rPr>
-          <w:rFonts w:ascii="Arial" w:cs="Arial" w:eastAsia="Arial" w:hAnsi="Arial"/>
+          <w:rFonts w:ascii="Inter" w:cs="Inter" w:eastAsia="Inter" w:hAnsi="Inter"/>
         </w:rPr>
         <w:t xml:space="preserve">Le maître d’apprentissage contribue à l’acquisition par l’apprenti des compétences correspondant à la certification préparée, en liaison avec le CFA. Il doit remplir des conditions de compétence professionnelle (diplôme et/ou expérience) fixées par les articles L.6223-8-1 et R.6223-22 du Code du travail ou par la convention de branche (</w:t>
       </w:r>
       <w:r>
         <w:rPr>
-          <w:rFonts w:ascii="Arial" w:cs="Arial" w:eastAsia="Arial" w:hAnsi="Arial"/>
+          <w:rFonts w:ascii="Inter" w:cs="Inter" w:eastAsia="Inter" w:hAnsi="Inter"/>
           <w:b/>
           <w:bCs/>
           <w:highlight w:val="yellow"/>
@@ -542,7 +594,7 @@
       </w:r>
       <w:r>
         <w:rPr>
-          <w:rFonts w:ascii="Arial" w:cs="Arial" w:eastAsia="Arial" w:hAnsi="Arial"/>
+          <w:rFonts w:ascii="Inter" w:cs="Inter" w:eastAsia="Inter" w:hAnsi="Inter"/>
         </w:rPr>
         <w:t xml:space="preserve">). YEBA FORMATIONS vérifie ces conditions avant la signature du contrat.</w:t>
       </w:r>
@@ -554,13 +606,13 @@
       </w:pPr>
       <w:r>
         <w:rPr>
-          <w:rFonts w:ascii="Arial" w:cs="Arial" w:eastAsia="Arial" w:hAnsi="Arial"/>
+          <w:rFonts w:ascii="Inter" w:cs="Inter" w:eastAsia="Inter" w:hAnsi="Inter"/>
         </w:rPr>
         <w:t xml:space="preserve">Le développement des compétences des maîtres d’apprentissage est un point fort de YEBA FORMATIONS : son dirigeant est formateur en </w:t>
       </w:r>
       <w:r>
         <w:rPr>
-          <w:rFonts w:ascii="Arial" w:cs="Arial" w:eastAsia="Arial" w:hAnsi="Arial"/>
+          <w:rFonts w:ascii="Inter" w:cs="Inter" w:eastAsia="Inter" w:hAnsi="Inter"/>
           <w:b/>
           <w:bCs/>
         </w:rPr>
@@ -568,7 +620,7 @@
       </w:r>
       <w:r>
         <w:rPr>
-          <w:rFonts w:ascii="Arial" w:cs="Arial" w:eastAsia="Arial" w:hAnsi="Arial"/>
+          <w:rFonts w:ascii="Inter" w:cs="Inter" w:eastAsia="Inter" w:hAnsi="Inter"/>
         </w:rPr>
         <w:t xml:space="preserve"> depuis 2021 — transmettre, accompagner, évaluer, gérer un conflit et donner un retour constructif sont précisément ses domaines d’intervention.</w:t>
       </w:r>
@@ -581,7 +633,7 @@
       </w:pPr>
       <w:r>
         <w:rPr>
-          <w:rFonts w:ascii="Arial" w:cs="Arial" w:eastAsia="Arial" w:hAnsi="Arial"/>
+          <w:rFonts w:ascii="Montserrat" w:cs="Montserrat" w:eastAsia="Montserrat" w:hAnsi="Montserrat"/>
         </w:rPr>
         <w:t xml:space="preserve">2. Parcours proposé aux maîtres d’apprentissage</w:t>
       </w:r>
@@ -612,21 +664,21 @@
         <w:tc>
           <w:tcPr>
             <w:tcW w:type="dxa" w:w="2000"/>
-            <w:shd w:fill="1F3A5F" w:color="auto" w:val="clear"/>
-            <w:tcMar>
-              <w:top w:type="dxa" w:w="60"/>
-              <w:left w:type="dxa" w:w="90"/>
-              <w:bottom w:type="dxa" w:w="60"/>
-              <w:right w:type="dxa" w:w="90"/>
-            </w:tcMar>
-          </w:tcPr>
-          <w:p>
-            <w:pPr>
-              <w:spacing w:after="40"/>
-            </w:pPr>
-            <w:r>
-              <w:rPr>
-                <w:rFonts w:ascii="Arial" w:cs="Arial" w:eastAsia="Arial" w:hAnsi="Arial"/>
+            <w:shd w:fill="1B3A6B" w:color="auto" w:val="clear"/>
+            <w:tcMar>
+              <w:top w:type="dxa" w:w="60"/>
+              <w:left w:type="dxa" w:w="90"/>
+              <w:bottom w:type="dxa" w:w="60"/>
+              <w:right w:type="dxa" w:w="90"/>
+            </w:tcMar>
+          </w:tcPr>
+          <w:p>
+            <w:pPr>
+              <w:spacing w:after="40"/>
+            </w:pPr>
+            <w:r>
+              <w:rPr>
+                <w:rFonts w:ascii="Inter" w:cs="Inter" w:eastAsia="Inter" w:hAnsi="Inter"/>
                 <w:b/>
                 <w:bCs/>
                 <w:color w:val="FFFFFF"/>
@@ -638,21 +690,21 @@
         <w:tc>
           <w:tcPr>
             <w:tcW w:type="dxa" w:w="3600"/>
-            <w:shd w:fill="1F3A5F" w:color="auto" w:val="clear"/>
-            <w:tcMar>
-              <w:top w:type="dxa" w:w="60"/>
-              <w:left w:type="dxa" w:w="90"/>
-              <w:bottom w:type="dxa" w:w="60"/>
-              <w:right w:type="dxa" w:w="90"/>
-            </w:tcMar>
-          </w:tcPr>
-          <w:p>
-            <w:pPr>
-              <w:spacing w:after="40"/>
-            </w:pPr>
-            <w:r>
-              <w:rPr>
-                <w:rFonts w:ascii="Arial" w:cs="Arial" w:eastAsia="Arial" w:hAnsi="Arial"/>
+            <w:shd w:fill="1B3A6B" w:color="auto" w:val="clear"/>
+            <w:tcMar>
+              <w:top w:type="dxa" w:w="60"/>
+              <w:left w:type="dxa" w:w="90"/>
+              <w:bottom w:type="dxa" w:w="60"/>
+              <w:right w:type="dxa" w:w="90"/>
+            </w:tcMar>
+          </w:tcPr>
+          <w:p>
+            <w:pPr>
+              <w:spacing w:after="40"/>
+            </w:pPr>
+            <w:r>
+              <w:rPr>
+                <w:rFonts w:ascii="Inter" w:cs="Inter" w:eastAsia="Inter" w:hAnsi="Inter"/>
                 <w:b/>
                 <w:bCs/>
                 <w:color w:val="FFFFFF"/>
@@ -664,21 +716,21 @@
         <w:tc>
           <w:tcPr>
             <w:tcW w:type="dxa" w:w="1700"/>
-            <w:shd w:fill="1F3A5F" w:color="auto" w:val="clear"/>
-            <w:tcMar>
-              <w:top w:type="dxa" w:w="60"/>
-              <w:left w:type="dxa" w:w="90"/>
-              <w:bottom w:type="dxa" w:w="60"/>
-              <w:right w:type="dxa" w:w="90"/>
-            </w:tcMar>
-          </w:tcPr>
-          <w:p>
-            <w:pPr>
-              <w:spacing w:after="40"/>
-            </w:pPr>
-            <w:r>
-              <w:rPr>
-                <w:rFonts w:ascii="Arial" w:cs="Arial" w:eastAsia="Arial" w:hAnsi="Arial"/>
+            <w:shd w:fill="1B3A6B" w:color="auto" w:val="clear"/>
+            <w:tcMar>
+              <w:top w:type="dxa" w:w="60"/>
+              <w:left w:type="dxa" w:w="90"/>
+              <w:bottom w:type="dxa" w:w="60"/>
+              <w:right w:type="dxa" w:w="90"/>
+            </w:tcMar>
+          </w:tcPr>
+          <w:p>
+            <w:pPr>
+              <w:spacing w:after="40"/>
+            </w:pPr>
+            <w:r>
+              <w:rPr>
+                <w:rFonts w:ascii="Inter" w:cs="Inter" w:eastAsia="Inter" w:hAnsi="Inter"/>
                 <w:b/>
                 <w:bCs/>
                 <w:color w:val="FFFFFF"/>
@@ -690,21 +742,21 @@
         <w:tc>
           <w:tcPr>
             <w:tcW w:type="dxa" w:w="2338"/>
-            <w:shd w:fill="1F3A5F" w:color="auto" w:val="clear"/>
-            <w:tcMar>
-              <w:top w:type="dxa" w:w="60"/>
-              <w:left w:type="dxa" w:w="90"/>
-              <w:bottom w:type="dxa" w:w="60"/>
-              <w:right w:type="dxa" w:w="90"/>
-            </w:tcMar>
-          </w:tcPr>
-          <w:p>
-            <w:pPr>
-              <w:spacing w:after="40"/>
-            </w:pPr>
-            <w:r>
-              <w:rPr>
-                <w:rFonts w:ascii="Arial" w:cs="Arial" w:eastAsia="Arial" w:hAnsi="Arial"/>
+            <w:shd w:fill="1B3A6B" w:color="auto" w:val="clear"/>
+            <w:tcMar>
+              <w:top w:type="dxa" w:w="60"/>
+              <w:left w:type="dxa" w:w="90"/>
+              <w:bottom w:type="dxa" w:w="60"/>
+              <w:right w:type="dxa" w:w="90"/>
+            </w:tcMar>
+          </w:tcPr>
+          <w:p>
+            <w:pPr>
+              <w:spacing w:after="40"/>
+            </w:pPr>
+            <w:r>
+              <w:rPr>
+                <w:rFonts w:ascii="Inter" w:cs="Inter" w:eastAsia="Inter" w:hAnsi="Inter"/>
                 <w:b/>
                 <w:bCs/>
                 <w:color w:val="FFFFFF"/>
@@ -734,7 +786,7 @@
             </w:pPr>
             <w:r>
               <w:rPr>
-                <w:rFonts w:ascii="Arial" w:cs="Arial" w:eastAsia="Arial" w:hAnsi="Arial"/>
+                <w:rFonts w:ascii="Inter" w:cs="Inter" w:eastAsia="Inter" w:hAnsi="Inter"/>
               </w:rPr>
               <w:t xml:space="preserve">Réunion de lancement</w:t>
             </w:r>
@@ -756,7 +808,7 @@
             </w:pPr>
             <w:r>
               <w:rPr>
-                <w:rFonts w:ascii="Arial" w:cs="Arial" w:eastAsia="Arial" w:hAnsi="Arial"/>
+                <w:rFonts w:ascii="Inter" w:cs="Inter" w:eastAsia="Inter" w:hAnsi="Inter"/>
               </w:rPr>
               <w:t xml:space="preserve">Calendrier d’alternance, référentiel, livret, rôle de chacun, contacts</w:t>
             </w:r>
@@ -778,7 +830,7 @@
             </w:pPr>
             <w:r>
               <w:rPr>
-                <w:rFonts w:ascii="Arial" w:cs="Arial" w:eastAsia="Arial" w:hAnsi="Arial"/>
+                <w:rFonts w:ascii="Inter" w:cs="Inter" w:eastAsia="Inter" w:hAnsi="Inter"/>
               </w:rPr>
               <w:t xml:space="preserve">2 heures, avant ou au début du contrat</w:t>
             </w:r>
@@ -800,9 +852,171 @@
             </w:pPr>
             <w:r>
               <w:rPr>
-                <w:rFonts w:ascii="Arial" w:cs="Arial" w:eastAsia="Arial" w:hAnsi="Arial"/>
+                <w:rFonts w:ascii="Inter" w:cs="Inter" w:eastAsia="Inter" w:hAnsi="Inter"/>
               </w:rPr>
               <w:t xml:space="preserve">Gratuit</w:t>
+            </w:r>
+          </w:p>
+        </w:tc>
+      </w:tr>
+      <w:tr>
+        <w:trPr>
+          <w:cantSplit w:val="false"/>
+        </w:trPr>
+        <w:tc>
+          <w:tcPr>
+            <w:tcW w:type="dxa" w:w="2000"/>
+            <w:shd w:fill="EEF1F6" w:color="auto" w:val="clear"/>
+            <w:tcMar>
+              <w:top w:type="dxa" w:w="60"/>
+              <w:left w:type="dxa" w:w="90"/>
+              <w:bottom w:type="dxa" w:w="60"/>
+              <w:right w:type="dxa" w:w="90"/>
+            </w:tcMar>
+          </w:tcPr>
+          <w:p>
+            <w:pPr>
+              <w:spacing w:after="40"/>
+            </w:pPr>
+            <w:r>
+              <w:rPr>
+                <w:rFonts w:ascii="Inter" w:cs="Inter" w:eastAsia="Inter" w:hAnsi="Inter"/>
+              </w:rPr>
+              <w:t xml:space="preserve">Formation « Réussir sa mission de maître d’apprentissage »</w:t>
+            </w:r>
+          </w:p>
+        </w:tc>
+        <w:tc>
+          <w:tcPr>
+            <w:tcW w:type="dxa" w:w="3600"/>
+            <w:shd w:fill="EEF1F6" w:color="auto" w:val="clear"/>
+            <w:tcMar>
+              <w:top w:type="dxa" w:w="60"/>
+              <w:left w:type="dxa" w:w="90"/>
+              <w:bottom w:type="dxa" w:w="60"/>
+              <w:right w:type="dxa" w:w="90"/>
+            </w:tcMar>
+          </w:tcPr>
+          <w:p>
+            <w:pPr>
+              <w:spacing w:after="40"/>
+            </w:pPr>
+            <w:r>
+              <w:rPr>
+                <w:rFonts w:ascii="Inter" w:cs="Inter" w:eastAsia="Inter" w:hAnsi="Inter"/>
+              </w:rPr>
+              <w:t xml:space="preserve">Accueillir et intégrer un jeune.</w:t>
+            </w:r>
+          </w:p>
+          <w:p>
+            <w:pPr>
+              <w:spacing w:after="40"/>
+            </w:pPr>
+            <w:r>
+              <w:rPr>
+                <w:rFonts w:ascii="Inter" w:cs="Inter" w:eastAsia="Inter" w:hAnsi="Inter"/>
+              </w:rPr>
+              <w:t xml:space="preserve">Organiser la progression et transmettre un savoir-faire.</w:t>
+            </w:r>
+          </w:p>
+          <w:p>
+            <w:pPr>
+              <w:spacing w:after="40"/>
+            </w:pPr>
+            <w:r>
+              <w:rPr>
+                <w:rFonts w:ascii="Inter" w:cs="Inter" w:eastAsia="Inter" w:hAnsi="Inter"/>
+              </w:rPr>
+              <w:t xml:space="preserve">Évaluer et donner un retour constructif.</w:t>
+            </w:r>
+          </w:p>
+          <w:p>
+            <w:pPr>
+              <w:spacing w:after="40"/>
+            </w:pPr>
+            <w:r>
+              <w:rPr>
+                <w:rFonts w:ascii="Inter" w:cs="Inter" w:eastAsia="Inter" w:hAnsi="Inter"/>
+              </w:rPr>
+              <w:t xml:space="preserve">Communiquer avec une génération différente ; prévenir les conflits.</w:t>
+            </w:r>
+          </w:p>
+          <w:p>
+            <w:pPr>
+              <w:spacing w:after="40"/>
+            </w:pPr>
+            <w:r>
+              <w:rPr>
+                <w:rFonts w:ascii="Inter" w:cs="Inter" w:eastAsia="Inter" w:hAnsi="Inter"/>
+              </w:rPr>
+              <w:t xml:space="preserve">Cadre légal : contrat, temps de travail, règles pour les mineurs, rupture.</w:t>
+            </w:r>
+          </w:p>
+          <w:p>
+            <w:pPr>
+              <w:spacing w:after="40"/>
+            </w:pPr>
+            <w:r>
+              <w:rPr>
+                <w:rFonts w:ascii="Inter" w:cs="Inter" w:eastAsia="Inter" w:hAnsi="Inter"/>
+              </w:rPr>
+              <w:t xml:space="preserve">Égalité, prévention du harcèlement et des discriminations ; accueil d’un apprenti en situation de handicap.</w:t>
+            </w:r>
+          </w:p>
+        </w:tc>
+        <w:tc>
+          <w:tcPr>
+            <w:tcW w:type="dxa" w:w="1700"/>
+            <w:shd w:fill="EEF1F6" w:color="auto" w:val="clear"/>
+            <w:tcMar>
+              <w:top w:type="dxa" w:w="60"/>
+              <w:left w:type="dxa" w:w="90"/>
+              <w:bottom w:type="dxa" w:w="60"/>
+              <w:right w:type="dxa" w:w="90"/>
+            </w:tcMar>
+          </w:tcPr>
+          <w:p>
+            <w:pPr>
+              <w:spacing w:after="40"/>
+            </w:pPr>
+            <w:r>
+              <w:rPr>
+                <w:rFonts w:ascii="Inter" w:cs="Inter" w:eastAsia="Inter" w:hAnsi="Inter"/>
+              </w:rPr>
+              <w:t xml:space="preserve">1 jour (7 heures) en présentiel ou 2 demi-journées</w:t>
+            </w:r>
+          </w:p>
+        </w:tc>
+        <w:tc>
+          <w:tcPr>
+            <w:tcW w:type="dxa" w:w="2338"/>
+            <w:shd w:fill="EEF1F6" w:color="auto" w:val="clear"/>
+            <w:tcMar>
+              <w:top w:type="dxa" w:w="60"/>
+              <w:left w:type="dxa" w:w="90"/>
+              <w:bottom w:type="dxa" w:w="60"/>
+              <w:right w:type="dxa" w:w="90"/>
+            </w:tcMar>
+          </w:tcPr>
+          <w:p>
+            <w:pPr>
+              <w:spacing w:after="40"/>
+            </w:pPr>
+            <w:r>
+              <w:rPr>
+                <w:rFonts w:ascii="Inter" w:cs="Inter" w:eastAsia="Inter" w:hAnsi="Inter"/>
+              </w:rPr>
+              <w:t xml:space="preserve">Gratuit pour les entreprises accueillant un apprenti de YEBA FORMATIONS ; </w:t>
+            </w:r>
+            <w:r>
+              <w:rPr>
+                <w:rFonts w:ascii="Inter" w:cs="Inter" w:eastAsia="Inter" w:hAnsi="Inter"/>
+                <w:b/>
+                <w:bCs/>
+                <w:highlight w:val="yellow"/>
+                <w:highlightCs w:val="yellow"/>
+              </w:rPr>
+              <w:t xml:space="preserve">[prise en charge OPCO possible selon les règles en vigueur — à vérifier]</w:t>
             </w:r>
           </w:p>
         </w:tc>
@@ -814,157 +1028,88 @@
         <w:tc>
           <w:tcPr>
             <w:tcW w:type="dxa" w:w="2000"/>
-            <w:shd w:fill="EAF0F6" w:color="auto" w:val="clear"/>
-            <w:tcMar>
-              <w:top w:type="dxa" w:w="60"/>
-              <w:left w:type="dxa" w:w="90"/>
-              <w:bottom w:type="dxa" w:w="60"/>
-              <w:right w:type="dxa" w:w="90"/>
-            </w:tcMar>
-          </w:tcPr>
-          <w:p>
-            <w:pPr>
-              <w:spacing w:after="40"/>
-            </w:pPr>
-            <w:r>
-              <w:rPr>
-                <w:rFonts w:ascii="Arial" w:cs="Arial" w:eastAsia="Arial" w:hAnsi="Arial"/>
-              </w:rPr>
-              <w:t xml:space="preserve">Formation « Réussir sa mission de maître d’apprentissage »</w:t>
+            <w:tcMar>
+              <w:top w:type="dxa" w:w="60"/>
+              <w:left w:type="dxa" w:w="90"/>
+              <w:bottom w:type="dxa" w:w="60"/>
+              <w:right w:type="dxa" w:w="90"/>
+            </w:tcMar>
+          </w:tcPr>
+          <w:p>
+            <w:pPr>
+              <w:spacing w:after="40"/>
+            </w:pPr>
+            <w:r>
+              <w:rPr>
+                <w:rFonts w:ascii="Inter" w:cs="Inter" w:eastAsia="Inter" w:hAnsi="Inter"/>
+              </w:rPr>
+              <w:t xml:space="preserve">Réunions d’échange de pratiques</w:t>
             </w:r>
           </w:p>
         </w:tc>
         <w:tc>
           <w:tcPr>
             <w:tcW w:type="dxa" w:w="3600"/>
-            <w:shd w:fill="EAF0F6" w:color="auto" w:val="clear"/>
-            <w:tcMar>
-              <w:top w:type="dxa" w:w="60"/>
-              <w:left w:type="dxa" w:w="90"/>
-              <w:bottom w:type="dxa" w:w="60"/>
-              <w:right w:type="dxa" w:w="90"/>
-            </w:tcMar>
-          </w:tcPr>
-          <w:p>
-            <w:pPr>
-              <w:spacing w:after="40"/>
-            </w:pPr>
-            <w:r>
-              <w:rPr>
-                <w:rFonts w:ascii="Arial" w:cs="Arial" w:eastAsia="Arial" w:hAnsi="Arial"/>
-              </w:rPr>
-              <w:t xml:space="preserve">Accueillir et intégrer un jeune.</w:t>
-            </w:r>
-          </w:p>
-          <w:p>
-            <w:pPr>
-              <w:spacing w:after="40"/>
-            </w:pPr>
-            <w:r>
-              <w:rPr>
-                <w:rFonts w:ascii="Arial" w:cs="Arial" w:eastAsia="Arial" w:hAnsi="Arial"/>
-              </w:rPr>
-              <w:t xml:space="preserve">Organiser la progression et transmettre un savoir-faire.</w:t>
-            </w:r>
-          </w:p>
-          <w:p>
-            <w:pPr>
-              <w:spacing w:after="40"/>
-            </w:pPr>
-            <w:r>
-              <w:rPr>
-                <w:rFonts w:ascii="Arial" w:cs="Arial" w:eastAsia="Arial" w:hAnsi="Arial"/>
-              </w:rPr>
-              <w:t xml:space="preserve">Évaluer et donner un retour constructif.</w:t>
-            </w:r>
-          </w:p>
-          <w:p>
-            <w:pPr>
-              <w:spacing w:after="40"/>
-            </w:pPr>
-            <w:r>
-              <w:rPr>
-                <w:rFonts w:ascii="Arial" w:cs="Arial" w:eastAsia="Arial" w:hAnsi="Arial"/>
-              </w:rPr>
-              <w:t xml:space="preserve">Communiquer avec une génération différente ; prévenir les conflits.</w:t>
-            </w:r>
-          </w:p>
-          <w:p>
-            <w:pPr>
-              <w:spacing w:after="40"/>
-            </w:pPr>
-            <w:r>
-              <w:rPr>
-                <w:rFonts w:ascii="Arial" w:cs="Arial" w:eastAsia="Arial" w:hAnsi="Arial"/>
-              </w:rPr>
-              <w:t xml:space="preserve">Cadre légal : contrat, temps de travail, règles pour les mineurs, rupture.</w:t>
-            </w:r>
-          </w:p>
-          <w:p>
-            <w:pPr>
-              <w:spacing w:after="40"/>
-            </w:pPr>
-            <w:r>
-              <w:rPr>
-                <w:rFonts w:ascii="Arial" w:cs="Arial" w:eastAsia="Arial" w:hAnsi="Arial"/>
-              </w:rPr>
-              <w:t xml:space="preserve">Égalité, prévention du harcèlement et des discriminations ; accueil d’un apprenti en situation de handicap.</w:t>
+            <w:tcMar>
+              <w:top w:type="dxa" w:w="60"/>
+              <w:left w:type="dxa" w:w="90"/>
+              <w:bottom w:type="dxa" w:w="60"/>
+              <w:right w:type="dxa" w:w="90"/>
+            </w:tcMar>
+          </w:tcPr>
+          <w:p>
+            <w:pPr>
+              <w:spacing w:after="40"/>
+            </w:pPr>
+            <w:r>
+              <w:rPr>
+                <w:rFonts w:ascii="Inter" w:cs="Inter" w:eastAsia="Inter" w:hAnsi="Inter"/>
+              </w:rPr>
+              <w:t xml:space="preserve">Retours d’expérience, difficultés rencontrées, évolution du programme</w:t>
             </w:r>
           </w:p>
         </w:tc>
         <w:tc>
           <w:tcPr>
             <w:tcW w:type="dxa" w:w="1700"/>
-            <w:shd w:fill="EAF0F6" w:color="auto" w:val="clear"/>
-            <w:tcMar>
-              <w:top w:type="dxa" w:w="60"/>
-              <w:left w:type="dxa" w:w="90"/>
-              <w:bottom w:type="dxa" w:w="60"/>
-              <w:right w:type="dxa" w:w="90"/>
-            </w:tcMar>
-          </w:tcPr>
-          <w:p>
-            <w:pPr>
-              <w:spacing w:after="40"/>
-            </w:pPr>
-            <w:r>
-              <w:rPr>
-                <w:rFonts w:ascii="Arial" w:cs="Arial" w:eastAsia="Arial" w:hAnsi="Arial"/>
-              </w:rPr>
-              <w:t xml:space="preserve">1 jour (7 heures) en présentiel ou 2 demi-journées</w:t>
+            <w:tcMar>
+              <w:top w:type="dxa" w:w="60"/>
+              <w:left w:type="dxa" w:w="90"/>
+              <w:bottom w:type="dxa" w:w="60"/>
+              <w:right w:type="dxa" w:w="90"/>
+            </w:tcMar>
+          </w:tcPr>
+          <w:p>
+            <w:pPr>
+              <w:spacing w:after="40"/>
+            </w:pPr>
+            <w:r>
+              <w:rPr>
+                <w:rFonts w:ascii="Inter" w:cs="Inter" w:eastAsia="Inter" w:hAnsi="Inter"/>
+              </w:rPr>
+              <w:t xml:space="preserve">2 fois par an (1 h 30)</w:t>
             </w:r>
           </w:p>
         </w:tc>
         <w:tc>
           <w:tcPr>
             <w:tcW w:type="dxa" w:w="2338"/>
-            <w:shd w:fill="EAF0F6" w:color="auto" w:val="clear"/>
-            <w:tcMar>
-              <w:top w:type="dxa" w:w="60"/>
-              <w:left w:type="dxa" w:w="90"/>
-              <w:bottom w:type="dxa" w:w="60"/>
-              <w:right w:type="dxa" w:w="90"/>
-            </w:tcMar>
-          </w:tcPr>
-          <w:p>
-            <w:pPr>
-              <w:spacing w:after="40"/>
-            </w:pPr>
-            <w:r>
-              <w:rPr>
-                <w:rFonts w:ascii="Arial" w:cs="Arial" w:eastAsia="Arial" w:hAnsi="Arial"/>
-              </w:rPr>
-              <w:t xml:space="preserve">Gratuit pour les entreprises accueillant un apprenti de YEBA FORMATIONS ; </w:t>
-            </w:r>
-            <w:r>
-              <w:rPr>
-                <w:rFonts w:ascii="Arial" w:cs="Arial" w:eastAsia="Arial" w:hAnsi="Arial"/>
-                <w:b/>
-                <w:bCs/>
-                <w:highlight w:val="yellow"/>
-                <w:highlightCs w:val="yellow"/>
-              </w:rPr>
-              <w:t xml:space="preserve">[prise en charge OPCO possible selon les règles en vigueur — à vérifier]</w:t>
+            <w:tcMar>
+              <w:top w:type="dxa" w:w="60"/>
+              <w:left w:type="dxa" w:w="90"/>
+              <w:bottom w:type="dxa" w:w="60"/>
+              <w:right w:type="dxa" w:w="90"/>
+            </w:tcMar>
+          </w:tcPr>
+          <w:p>
+            <w:pPr>
+              <w:spacing w:after="40"/>
+            </w:pPr>
+            <w:r>
+              <w:rPr>
+                <w:rFonts w:ascii="Inter" w:cs="Inter" w:eastAsia="Inter" w:hAnsi="Inter"/>
+              </w:rPr>
+              <w:t xml:space="preserve">Gratuit</w:t>
             </w:r>
           </w:p>
         </w:tc>
@@ -976,86 +1121,90 @@
         <w:tc>
           <w:tcPr>
             <w:tcW w:type="dxa" w:w="2000"/>
-            <w:tcMar>
-              <w:top w:type="dxa" w:w="60"/>
-              <w:left w:type="dxa" w:w="90"/>
-              <w:bottom w:type="dxa" w:w="60"/>
-              <w:right w:type="dxa" w:w="90"/>
-            </w:tcMar>
-          </w:tcPr>
-          <w:p>
-            <w:pPr>
-              <w:spacing w:after="40"/>
-            </w:pPr>
-            <w:r>
-              <w:rPr>
-                <w:rFonts w:ascii="Arial" w:cs="Arial" w:eastAsia="Arial" w:hAnsi="Arial"/>
-              </w:rPr>
-              <w:t xml:space="preserve">Réunions d’échange de pratiques</w:t>
+            <w:shd w:fill="EEF1F6" w:color="auto" w:val="clear"/>
+            <w:tcMar>
+              <w:top w:type="dxa" w:w="60"/>
+              <w:left w:type="dxa" w:w="90"/>
+              <w:bottom w:type="dxa" w:w="60"/>
+              <w:right w:type="dxa" w:w="90"/>
+            </w:tcMar>
+          </w:tcPr>
+          <w:p>
+            <w:pPr>
+              <w:spacing w:after="40"/>
+            </w:pPr>
+            <w:r>
+              <w:rPr>
+                <w:rFonts w:ascii="Inter" w:cs="Inter" w:eastAsia="Inter" w:hAnsi="Inter"/>
+              </w:rPr>
+              <w:t xml:space="preserve">Appui individuel</w:t>
             </w:r>
           </w:p>
         </w:tc>
         <w:tc>
           <w:tcPr>
             <w:tcW w:type="dxa" w:w="3600"/>
-            <w:tcMar>
-              <w:top w:type="dxa" w:w="60"/>
-              <w:left w:type="dxa" w:w="90"/>
-              <w:bottom w:type="dxa" w:w="60"/>
-              <w:right w:type="dxa" w:w="90"/>
-            </w:tcMar>
-          </w:tcPr>
-          <w:p>
-            <w:pPr>
-              <w:spacing w:after="40"/>
-            </w:pPr>
-            <w:r>
-              <w:rPr>
-                <w:rFonts w:ascii="Arial" w:cs="Arial" w:eastAsia="Arial" w:hAnsi="Arial"/>
-              </w:rPr>
-              <w:t xml:space="preserve">Retours d’expérience, difficultés rencontrées, évolution du programme</w:t>
+            <w:shd w:fill="EEF1F6" w:color="auto" w:val="clear"/>
+            <w:tcMar>
+              <w:top w:type="dxa" w:w="60"/>
+              <w:left w:type="dxa" w:w="90"/>
+              <w:bottom w:type="dxa" w:w="60"/>
+              <w:right w:type="dxa" w:w="90"/>
+            </w:tcMar>
+          </w:tcPr>
+          <w:p>
+            <w:pPr>
+              <w:spacing w:after="40"/>
+            </w:pPr>
+            <w:r>
+              <w:rPr>
+                <w:rFonts w:ascii="Inter" w:cs="Inter" w:eastAsia="Inter" w:hAnsi="Inter"/>
+              </w:rPr>
+              <w:t xml:space="preserve">Conseil ponctuel sur une situation (conflit, démotivation, évaluation)</w:t>
             </w:r>
           </w:p>
         </w:tc>
         <w:tc>
           <w:tcPr>
             <w:tcW w:type="dxa" w:w="1700"/>
-            <w:tcMar>
-              <w:top w:type="dxa" w:w="60"/>
-              <w:left w:type="dxa" w:w="90"/>
-              <w:bottom w:type="dxa" w:w="60"/>
-              <w:right w:type="dxa" w:w="90"/>
-            </w:tcMar>
-          </w:tcPr>
-          <w:p>
-            <w:pPr>
-              <w:spacing w:after="40"/>
-            </w:pPr>
-            <w:r>
-              <w:rPr>
-                <w:rFonts w:ascii="Arial" w:cs="Arial" w:eastAsia="Arial" w:hAnsi="Arial"/>
-              </w:rPr>
-              <w:t xml:space="preserve">2 fois par an (1 h 30)</w:t>
+            <w:shd w:fill="EEF1F6" w:color="auto" w:val="clear"/>
+            <w:tcMar>
+              <w:top w:type="dxa" w:w="60"/>
+              <w:left w:type="dxa" w:w="90"/>
+              <w:bottom w:type="dxa" w:w="60"/>
+              <w:right w:type="dxa" w:w="90"/>
+            </w:tcMar>
+          </w:tcPr>
+          <w:p>
+            <w:pPr>
+              <w:spacing w:after="40"/>
+            </w:pPr>
+            <w:r>
+              <w:rPr>
+                <w:rFonts w:ascii="Inter" w:cs="Inter" w:eastAsia="Inter" w:hAnsi="Inter"/>
+              </w:rPr>
+              <w:t xml:space="preserve">Sur demande, réponse sous 48 heures ouvrées</w:t>
             </w:r>
           </w:p>
         </w:tc>
         <w:tc>
           <w:tcPr>
             <w:tcW w:type="dxa" w:w="2338"/>
-            <w:tcMar>
-              <w:top w:type="dxa" w:w="60"/>
-              <w:left w:type="dxa" w:w="90"/>
-              <w:bottom w:type="dxa" w:w="60"/>
-              <w:right w:type="dxa" w:w="90"/>
-            </w:tcMar>
-          </w:tcPr>
-          <w:p>
-            <w:pPr>
-              <w:spacing w:after="40"/>
-            </w:pPr>
-            <w:r>
-              <w:rPr>
-                <w:rFonts w:ascii="Arial" w:cs="Arial" w:eastAsia="Arial" w:hAnsi="Arial"/>
+            <w:shd w:fill="EEF1F6" w:color="auto" w:val="clear"/>
+            <w:tcMar>
+              <w:top w:type="dxa" w:w="60"/>
+              <w:left w:type="dxa" w:w="90"/>
+              <w:bottom w:type="dxa" w:w="60"/>
+              <w:right w:type="dxa" w:w="90"/>
+            </w:tcMar>
+          </w:tcPr>
+          <w:p>
+            <w:pPr>
+              <w:spacing w:after="40"/>
+            </w:pPr>
+            <w:r>
+              <w:rPr>
+                <w:rFonts w:ascii="Inter" w:cs="Inter" w:eastAsia="Inter" w:hAnsi="Inter"/>
               </w:rPr>
               <w:t xml:space="preserve">Gratuit</w:t>
             </w:r>
@@ -1069,183 +1218,86 @@
         <w:tc>
           <w:tcPr>
             <w:tcW w:type="dxa" w:w="2000"/>
-            <w:shd w:fill="EAF0F6" w:color="auto" w:val="clear"/>
-            <w:tcMar>
-              <w:top w:type="dxa" w:w="60"/>
-              <w:left w:type="dxa" w:w="90"/>
-              <w:bottom w:type="dxa" w:w="60"/>
-              <w:right w:type="dxa" w:w="90"/>
-            </w:tcMar>
-          </w:tcPr>
-          <w:p>
-            <w:pPr>
-              <w:spacing w:after="40"/>
-            </w:pPr>
-            <w:r>
-              <w:rPr>
-                <w:rFonts w:ascii="Arial" w:cs="Arial" w:eastAsia="Arial" w:hAnsi="Arial"/>
-              </w:rPr>
-              <w:t xml:space="preserve">Appui individuel</w:t>
+            <w:tcMar>
+              <w:top w:type="dxa" w:w="60"/>
+              <w:left w:type="dxa" w:w="90"/>
+              <w:bottom w:type="dxa" w:w="60"/>
+              <w:right w:type="dxa" w:w="90"/>
+            </w:tcMar>
+          </w:tcPr>
+          <w:p>
+            <w:pPr>
+              <w:spacing w:after="40"/>
+            </w:pPr>
+            <w:r>
+              <w:rPr>
+                <w:rFonts w:ascii="Inter" w:cs="Inter" w:eastAsia="Inter" w:hAnsi="Inter"/>
+              </w:rPr>
+              <w:t xml:space="preserve">Ressources</w:t>
             </w:r>
           </w:p>
         </w:tc>
         <w:tc>
           <w:tcPr>
             <w:tcW w:type="dxa" w:w="3600"/>
-            <w:shd w:fill="EAF0F6" w:color="auto" w:val="clear"/>
-            <w:tcMar>
-              <w:top w:type="dxa" w:w="60"/>
-              <w:left w:type="dxa" w:w="90"/>
-              <w:bottom w:type="dxa" w:w="60"/>
-              <w:right w:type="dxa" w:w="90"/>
-            </w:tcMar>
-          </w:tcPr>
-          <w:p>
-            <w:pPr>
-              <w:spacing w:after="40"/>
-            </w:pPr>
-            <w:r>
-              <w:rPr>
-                <w:rFonts w:ascii="Arial" w:cs="Arial" w:eastAsia="Arial" w:hAnsi="Arial"/>
-              </w:rPr>
-              <w:t xml:space="preserve">Conseil ponctuel sur une situation (conflit, démotivation, évaluation)</w:t>
+            <w:tcMar>
+              <w:top w:type="dxa" w:w="60"/>
+              <w:left w:type="dxa" w:w="90"/>
+              <w:bottom w:type="dxa" w:w="60"/>
+              <w:right w:type="dxa" w:w="90"/>
+            </w:tcMar>
+          </w:tcPr>
+          <w:p>
+            <w:pPr>
+              <w:spacing w:after="40"/>
+            </w:pPr>
+            <w:r>
+              <w:rPr>
+                <w:rFonts w:ascii="Inter" w:cs="Inter" w:eastAsia="Inter" w:hAnsi="Inter"/>
+              </w:rPr>
+              <w:t xml:space="preserve">Guide du maître d’apprentissage (fiches pratiques), modèles de grille d’évaluation</w:t>
             </w:r>
           </w:p>
         </w:tc>
         <w:tc>
           <w:tcPr>
             <w:tcW w:type="dxa" w:w="1700"/>
-            <w:shd w:fill="EAF0F6" w:color="auto" w:val="clear"/>
-            <w:tcMar>
-              <w:top w:type="dxa" w:w="60"/>
-              <w:left w:type="dxa" w:w="90"/>
-              <w:bottom w:type="dxa" w:w="60"/>
-              <w:right w:type="dxa" w:w="90"/>
-            </w:tcMar>
-          </w:tcPr>
-          <w:p>
-            <w:pPr>
-              <w:spacing w:after="40"/>
-            </w:pPr>
-            <w:r>
-              <w:rPr>
-                <w:rFonts w:ascii="Arial" w:cs="Arial" w:eastAsia="Arial" w:hAnsi="Arial"/>
-              </w:rPr>
-              <w:t xml:space="preserve">Sur demande, réponse sous 48 heures ouvrées</w:t>
+            <w:tcMar>
+              <w:top w:type="dxa" w:w="60"/>
+              <w:left w:type="dxa" w:w="90"/>
+              <w:bottom w:type="dxa" w:w="60"/>
+              <w:right w:type="dxa" w:w="90"/>
+            </w:tcMar>
+          </w:tcPr>
+          <w:p>
+            <w:pPr>
+              <w:spacing w:after="40"/>
+            </w:pPr>
+            <w:r>
+              <w:rPr>
+                <w:rFonts w:ascii="Inter" w:cs="Inter" w:eastAsia="Inter" w:hAnsi="Inter"/>
+              </w:rPr>
+              <w:t xml:space="preserve">Remis à la réunion de lancement</w:t>
             </w:r>
           </w:p>
         </w:tc>
         <w:tc>
           <w:tcPr>
             <w:tcW w:type="dxa" w:w="2338"/>
-            <w:shd w:fill="EAF0F6" w:color="auto" w:val="clear"/>
-            <w:tcMar>
-              <w:top w:type="dxa" w:w="60"/>
-              <w:left w:type="dxa" w:w="90"/>
-              <w:bottom w:type="dxa" w:w="60"/>
-              <w:right w:type="dxa" w:w="90"/>
-            </w:tcMar>
-          </w:tcPr>
-          <w:p>
-            <w:pPr>
-              <w:spacing w:after="40"/>
-            </w:pPr>
-            <w:r>
-              <w:rPr>
-                <w:rFonts w:ascii="Arial" w:cs="Arial" w:eastAsia="Arial" w:hAnsi="Arial"/>
-              </w:rPr>
-              <w:t xml:space="preserve">Gratuit</w:t>
-            </w:r>
-          </w:p>
-        </w:tc>
-      </w:tr>
-      <w:tr>
-        <w:trPr>
-          <w:cantSplit/>
-        </w:trPr>
-        <w:tc>
-          <w:tcPr>
-            <w:tcW w:type="dxa" w:w="2000"/>
-            <w:tcMar>
-              <w:top w:type="dxa" w:w="60"/>
-              <w:left w:type="dxa" w:w="90"/>
-              <w:bottom w:type="dxa" w:w="60"/>
-              <w:right w:type="dxa" w:w="90"/>
-            </w:tcMar>
-          </w:tcPr>
-          <w:p>
-            <w:pPr>
-              <w:spacing w:after="40"/>
-            </w:pPr>
-            <w:r>
-              <w:rPr>
-                <w:rFonts w:ascii="Arial" w:cs="Arial" w:eastAsia="Arial" w:hAnsi="Arial"/>
-              </w:rPr>
-              <w:t xml:space="preserve">Ressources</w:t>
-            </w:r>
-          </w:p>
-        </w:tc>
-        <w:tc>
-          <w:tcPr>
-            <w:tcW w:type="dxa" w:w="3600"/>
-            <w:tcMar>
-              <w:top w:type="dxa" w:w="60"/>
-              <w:left w:type="dxa" w:w="90"/>
-              <w:bottom w:type="dxa" w:w="60"/>
-              <w:right w:type="dxa" w:w="90"/>
-            </w:tcMar>
-          </w:tcPr>
-          <w:p>
-            <w:pPr>
-              <w:spacing w:after="40"/>
-            </w:pPr>
-            <w:r>
-              <w:rPr>
-                <w:rFonts w:ascii="Arial" w:cs="Arial" w:eastAsia="Arial" w:hAnsi="Arial"/>
-              </w:rPr>
-              <w:t xml:space="preserve">Guide du maître d’apprentissage (fiches pratiques), modèles de grille d’évaluation</w:t>
-            </w:r>
-          </w:p>
-        </w:tc>
-        <w:tc>
-          <w:tcPr>
-            <w:tcW w:type="dxa" w:w="1700"/>
-            <w:tcMar>
-              <w:top w:type="dxa" w:w="60"/>
-              <w:left w:type="dxa" w:w="90"/>
-              <w:bottom w:type="dxa" w:w="60"/>
-              <w:right w:type="dxa" w:w="90"/>
-            </w:tcMar>
-          </w:tcPr>
-          <w:p>
-            <w:pPr>
-              <w:spacing w:after="40"/>
-            </w:pPr>
-            <w:r>
-              <w:rPr>
-                <w:rFonts w:ascii="Arial" w:cs="Arial" w:eastAsia="Arial" w:hAnsi="Arial"/>
-              </w:rPr>
-              <w:t xml:space="preserve">Remis à la réunion de lancement</w:t>
-            </w:r>
-          </w:p>
-        </w:tc>
-        <w:tc>
-          <w:tcPr>
-            <w:tcW w:type="dxa" w:w="2338"/>
-            <w:tcMar>
-              <w:top w:type="dxa" w:w="60"/>
-              <w:left w:type="dxa" w:w="90"/>
-              <w:bottom w:type="dxa" w:w="60"/>
-              <w:right w:type="dxa" w:w="90"/>
-            </w:tcMar>
-          </w:tcPr>
-          <w:p>
-            <w:pPr>
-              <w:spacing w:after="40"/>
-            </w:pPr>
-            <w:r>
-              <w:rPr>
-                <w:rFonts w:ascii="Arial" w:cs="Arial" w:eastAsia="Arial" w:hAnsi="Arial"/>
+            <w:tcMar>
+              <w:top w:type="dxa" w:w="60"/>
+              <w:left w:type="dxa" w:w="90"/>
+              <w:bottom w:type="dxa" w:w="60"/>
+              <w:right w:type="dxa" w:w="90"/>
+            </w:tcMar>
+          </w:tcPr>
+          <w:p>
+            <w:pPr>
+              <w:spacing w:after="40"/>
+            </w:pPr>
+            <w:r>
+              <w:rPr>
+                <w:rFonts w:ascii="Inter" w:cs="Inter" w:eastAsia="Inter" w:hAnsi="Inter"/>
               </w:rPr>
               <w:t xml:space="preserve">Gratuit</w:t>
             </w:r>
@@ -1265,13 +1317,13 @@
       </w:pPr>
       <w:r>
         <w:rPr>
-          <w:rFonts w:ascii="Arial" w:cs="Arial" w:eastAsia="Arial" w:hAnsi="Arial"/>
+          <w:rFonts w:ascii="Inter" w:cs="Inter" w:eastAsia="Inter" w:hAnsi="Inter"/>
         </w:rPr>
         <w:t xml:space="preserve">Les maîtres d’apprentissage qui le souhaitent peuvent être orientés vers une certification de leurs compétences de tuteur inscrite au répertoire spécifique de France Compétences (</w:t>
       </w:r>
       <w:r>
         <w:rPr>
-          <w:rFonts w:ascii="Arial" w:cs="Arial" w:eastAsia="Arial" w:hAnsi="Arial"/>
+          <w:rFonts w:ascii="Inter" w:cs="Inter" w:eastAsia="Inter" w:hAnsi="Inter"/>
           <w:b/>
           <w:bCs/>
           <w:highlight w:val="yellow"/>
@@ -1281,7 +1333,7 @@
       </w:r>
       <w:r>
         <w:rPr>
-          <w:rFonts w:ascii="Arial" w:cs="Arial" w:eastAsia="Arial" w:hAnsi="Arial"/>
+          <w:rFonts w:ascii="Inter" w:cs="Inter" w:eastAsia="Inter" w:hAnsi="Inter"/>
         </w:rPr>
         <w:t xml:space="preserve">).</w:t>
       </w:r>
@@ -1294,7 +1346,7 @@
       </w:pPr>
       <w:r>
         <w:rPr>
-          <w:rFonts w:ascii="Arial" w:cs="Arial" w:eastAsia="Arial" w:hAnsi="Arial"/>
+          <w:rFonts w:ascii="Montserrat" w:cs="Montserrat" w:eastAsia="Montserrat" w:hAnsi="Montserrat"/>
         </w:rPr>
         <w:t xml:space="preserve">3. Évaluation</w:t>
       </w:r>
@@ -1310,7 +1362,7 @@
       </w:pPr>
       <w:r>
         <w:rPr>
-          <w:rFonts w:ascii="Arial" w:cs="Arial" w:eastAsia="Arial" w:hAnsi="Arial"/>
+          <w:rFonts w:ascii="Inter" w:cs="Inter" w:eastAsia="Inter" w:hAnsi="Inter"/>
         </w:rPr>
         <w:t xml:space="preserve">Questionnaire de satisfaction à l’issue de chaque formation et réunion.</w:t>
       </w:r>
@@ -1326,7 +1378,7 @@
       </w:pPr>
       <w:r>
         <w:rPr>
-          <w:rFonts w:ascii="Arial" w:cs="Arial" w:eastAsia="Arial" w:hAnsi="Arial"/>
+          <w:rFonts w:ascii="Inter" w:cs="Inter" w:eastAsia="Inter" w:hAnsi="Inter"/>
         </w:rPr>
         <w:t xml:space="preserve">Questionnaire annuel sur la qualité de la relation avec le CFA.</w:t>
       </w:r>
@@ -1342,13 +1394,13 @@
       </w:pPr>
       <w:r>
         <w:rPr>
-          <w:rFonts w:ascii="Arial" w:cs="Arial" w:eastAsia="Arial" w:hAnsi="Arial"/>
+          <w:rFonts w:ascii="Inter" w:cs="Inter" w:eastAsia="Inter" w:hAnsi="Inter"/>
         </w:rPr>
         <w:t xml:space="preserve">Indicateurs : part des maîtres d’apprentissage formés dans les 3 mois suivant le début du contrat (objectif : </w:t>
       </w:r>
       <w:r>
         <w:rPr>
-          <w:rFonts w:ascii="Arial" w:cs="Arial" w:eastAsia="Arial" w:hAnsi="Arial"/>
+          <w:rFonts w:ascii="Inter" w:cs="Inter" w:eastAsia="Inter" w:hAnsi="Inter"/>
           <w:b/>
           <w:bCs/>
           <w:highlight w:val="yellow"/>
@@ -1358,7 +1410,7 @@
       </w:r>
       <w:r>
         <w:rPr>
-          <w:rFonts w:ascii="Arial" w:cs="Arial" w:eastAsia="Arial" w:hAnsi="Arial"/>
+          <w:rFonts w:ascii="Inter" w:cs="Inter" w:eastAsia="Inter" w:hAnsi="Inter"/>
         </w:rPr>
         <w:t xml:space="preserve">), satisfaction, participation aux réunions.</w:t>
       </w:r>
@@ -1371,7 +1423,7 @@
       </w:pPr>
       <w:r>
         <w:rPr>
-          <w:rFonts w:ascii="Arial" w:cs="Arial" w:eastAsia="Arial" w:hAnsi="Arial"/>
+          <w:rFonts w:ascii="Montserrat" w:cs="Montserrat" w:eastAsia="Montserrat" w:hAnsi="Montserrat"/>
         </w:rPr>
         <w:t xml:space="preserve">4. État récapitulatif des actions entreprises</w:t>
       </w:r>
@@ -1402,21 +1454,21 @@
         <w:tc>
           <w:tcPr>
             <w:tcW w:type="dxa" w:w="1600"/>
-            <w:shd w:fill="1F3A5F" w:color="auto" w:val="clear"/>
-            <w:tcMar>
-              <w:top w:type="dxa" w:w="60"/>
-              <w:left w:type="dxa" w:w="90"/>
-              <w:bottom w:type="dxa" w:w="60"/>
-              <w:right w:type="dxa" w:w="90"/>
-            </w:tcMar>
-          </w:tcPr>
-          <w:p>
-            <w:pPr>
-              <w:spacing w:after="40"/>
-            </w:pPr>
-            <w:r>
-              <w:rPr>
-                <w:rFonts w:ascii="Arial" w:cs="Arial" w:eastAsia="Arial" w:hAnsi="Arial"/>
+            <w:shd w:fill="1B3A6B" w:color="auto" w:val="clear"/>
+            <w:tcMar>
+              <w:top w:type="dxa" w:w="60"/>
+              <w:left w:type="dxa" w:w="90"/>
+              <w:bottom w:type="dxa" w:w="60"/>
+              <w:right w:type="dxa" w:w="90"/>
+            </w:tcMar>
+          </w:tcPr>
+          <w:p>
+            <w:pPr>
+              <w:spacing w:after="40"/>
+            </w:pPr>
+            <w:r>
+              <w:rPr>
+                <w:rFonts w:ascii="Inter" w:cs="Inter" w:eastAsia="Inter" w:hAnsi="Inter"/>
                 <w:b/>
                 <w:bCs/>
                 <w:color w:val="FFFFFF"/>
@@ -1428,21 +1480,21 @@
         <w:tc>
           <w:tcPr>
             <w:tcW w:type="dxa" w:w="4600"/>
-            <w:shd w:fill="1F3A5F" w:color="auto" w:val="clear"/>
-            <w:tcMar>
-              <w:top w:type="dxa" w:w="60"/>
-              <w:left w:type="dxa" w:w="90"/>
-              <w:bottom w:type="dxa" w:w="60"/>
-              <w:right w:type="dxa" w:w="90"/>
-            </w:tcMar>
-          </w:tcPr>
-          <w:p>
-            <w:pPr>
-              <w:spacing w:after="40"/>
-            </w:pPr>
-            <w:r>
-              <w:rPr>
-                <w:rFonts w:ascii="Arial" w:cs="Arial" w:eastAsia="Arial" w:hAnsi="Arial"/>
+            <w:shd w:fill="1B3A6B" w:color="auto" w:val="clear"/>
+            <w:tcMar>
+              <w:top w:type="dxa" w:w="60"/>
+              <w:left w:type="dxa" w:w="90"/>
+              <w:bottom w:type="dxa" w:w="60"/>
+              <w:right w:type="dxa" w:w="90"/>
+            </w:tcMar>
+          </w:tcPr>
+          <w:p>
+            <w:pPr>
+              <w:spacing w:after="40"/>
+            </w:pPr>
+            <w:r>
+              <w:rPr>
+                <w:rFonts w:ascii="Inter" w:cs="Inter" w:eastAsia="Inter" w:hAnsi="Inter"/>
                 <w:b/>
                 <w:bCs/>
                 <w:color w:val="FFFFFF"/>
@@ -1454,21 +1506,21 @@
         <w:tc>
           <w:tcPr>
             <w:tcW w:type="dxa" w:w="1600"/>
-            <w:shd w:fill="1F3A5F" w:color="auto" w:val="clear"/>
-            <w:tcMar>
-              <w:top w:type="dxa" w:w="60"/>
-              <w:left w:type="dxa" w:w="90"/>
-              <w:bottom w:type="dxa" w:w="60"/>
-              <w:right w:type="dxa" w:w="90"/>
-            </w:tcMar>
-          </w:tcPr>
-          <w:p>
-            <w:pPr>
-              <w:spacing w:after="40"/>
-            </w:pPr>
-            <w:r>
-              <w:rPr>
-                <w:rFonts w:ascii="Arial" w:cs="Arial" w:eastAsia="Arial" w:hAnsi="Arial"/>
+            <w:shd w:fill="1B3A6B" w:color="auto" w:val="clear"/>
+            <w:tcMar>
+              <w:top w:type="dxa" w:w="60"/>
+              <w:left w:type="dxa" w:w="90"/>
+              <w:bottom w:type="dxa" w:w="60"/>
+              <w:right w:type="dxa" w:w="90"/>
+            </w:tcMar>
+          </w:tcPr>
+          <w:p>
+            <w:pPr>
+              <w:spacing w:after="40"/>
+            </w:pPr>
+            <w:r>
+              <w:rPr>
+                <w:rFonts w:ascii="Inter" w:cs="Inter" w:eastAsia="Inter" w:hAnsi="Inter"/>
                 <w:b/>
                 <w:bCs/>
                 <w:color w:val="FFFFFF"/>
@@ -1480,21 +1532,21 @@
         <w:tc>
           <w:tcPr>
             <w:tcW w:type="dxa" w:w="1838"/>
-            <w:shd w:fill="1F3A5F" w:color="auto" w:val="clear"/>
-            <w:tcMar>
-              <w:top w:type="dxa" w:w="60"/>
-              <w:left w:type="dxa" w:w="90"/>
-              <w:bottom w:type="dxa" w:w="60"/>
-              <w:right w:type="dxa" w:w="90"/>
-            </w:tcMar>
-          </w:tcPr>
-          <w:p>
-            <w:pPr>
-              <w:spacing w:after="40"/>
-            </w:pPr>
-            <w:r>
-              <w:rPr>
-                <w:rFonts w:ascii="Arial" w:cs="Arial" w:eastAsia="Arial" w:hAnsi="Arial"/>
+            <w:shd w:fill="1B3A6B" w:color="auto" w:val="clear"/>
+            <w:tcMar>
+              <w:top w:type="dxa" w:w="60"/>
+              <w:left w:type="dxa" w:w="90"/>
+              <w:bottom w:type="dxa" w:w="60"/>
+              <w:right w:type="dxa" w:w="90"/>
+            </w:tcMar>
+          </w:tcPr>
+          <w:p>
+            <w:pPr>
+              <w:spacing w:after="40"/>
+            </w:pPr>
+            <w:r>
+              <w:rPr>
+                <w:rFonts w:ascii="Inter" w:cs="Inter" w:eastAsia="Inter" w:hAnsi="Inter"/>
                 <w:b/>
                 <w:bCs/>
                 <w:color w:val="FFFFFF"/>
@@ -1524,7 +1576,7 @@
             </w:pPr>
             <w:r>
               <w:rPr>
-                <w:rFonts w:ascii="Arial" w:cs="Arial" w:eastAsia="Arial" w:hAnsi="Arial"/>
+                <w:rFonts w:ascii="Inter" w:cs="Inter" w:eastAsia="Inter" w:hAnsi="Inter"/>
                 <w:b/>
                 <w:bCs/>
                 <w:highlight w:val="yellow"/>
@@ -1550,7 +1602,7 @@
             </w:pPr>
             <w:r>
               <w:rPr>
-                <w:rFonts w:ascii="Arial" w:cs="Arial" w:eastAsia="Arial" w:hAnsi="Arial"/>
+                <w:rFonts w:ascii="Inter" w:cs="Inter" w:eastAsia="Inter" w:hAnsi="Inter"/>
                 <w:b/>
                 <w:bCs/>
                 <w:highlight w:val="yellow"/>
@@ -1576,7 +1628,7 @@
             </w:pPr>
             <w:r>
               <w:rPr>
-                <w:rFonts w:ascii="Arial" w:cs="Arial" w:eastAsia="Arial" w:hAnsi="Arial"/>
+                <w:rFonts w:ascii="Inter" w:cs="Inter" w:eastAsia="Inter" w:hAnsi="Inter"/>
                 <w:b/>
                 <w:bCs/>
                 <w:highlight w:val="yellow"/>
@@ -1602,7 +1654,7 @@
             </w:pPr>
             <w:r>
               <w:rPr>
-                <w:rFonts w:ascii="Arial" w:cs="Arial" w:eastAsia="Arial" w:hAnsi="Arial"/>
+                <w:rFonts w:ascii="Inter" w:cs="Inter" w:eastAsia="Inter" w:hAnsi="Inter"/>
                 <w:b/>
                 <w:bCs/>
                 <w:highlight w:val="yellow"/>
@@ -1620,21 +1672,21 @@
         <w:tc>
           <w:tcPr>
             <w:tcW w:type="dxa" w:w="1600"/>
-            <w:shd w:fill="EAF0F6" w:color="auto" w:val="clear"/>
-            <w:tcMar>
-              <w:top w:type="dxa" w:w="60"/>
-              <w:left w:type="dxa" w:w="90"/>
-              <w:bottom w:type="dxa" w:w="60"/>
-              <w:right w:type="dxa" w:w="90"/>
-            </w:tcMar>
-          </w:tcPr>
-          <w:p>
-            <w:pPr>
-              <w:spacing w:after="40"/>
-            </w:pPr>
-            <w:r>
-              <w:rPr>
-                <w:rFonts w:ascii="Arial" w:cs="Arial" w:eastAsia="Arial" w:hAnsi="Arial"/>
+            <w:shd w:fill="EEF1F6" w:color="auto" w:val="clear"/>
+            <w:tcMar>
+              <w:top w:type="dxa" w:w="60"/>
+              <w:left w:type="dxa" w:w="90"/>
+              <w:bottom w:type="dxa" w:w="60"/>
+              <w:right w:type="dxa" w:w="90"/>
+            </w:tcMar>
+          </w:tcPr>
+          <w:p>
+            <w:pPr>
+              <w:spacing w:after="40"/>
+            </w:pPr>
+            <w:r>
+              <w:rPr>
+                <w:rFonts w:ascii="Inter" w:cs="Inter" w:eastAsia="Inter" w:hAnsi="Inter"/>
                 <w:b/>
                 <w:bCs/>
                 <w:highlight w:val="yellow"/>
@@ -1647,21 +1699,21 @@
         <w:tc>
           <w:tcPr>
             <w:tcW w:type="dxa" w:w="4600"/>
-            <w:shd w:fill="EAF0F6" w:color="auto" w:val="clear"/>
-            <w:tcMar>
-              <w:top w:type="dxa" w:w="60"/>
-              <w:left w:type="dxa" w:w="90"/>
-              <w:bottom w:type="dxa" w:w="60"/>
-              <w:right w:type="dxa" w:w="90"/>
-            </w:tcMar>
-          </w:tcPr>
-          <w:p>
-            <w:pPr>
-              <w:spacing w:after="40"/>
-            </w:pPr>
-            <w:r>
-              <w:rPr>
-                <w:rFonts w:ascii="Arial" w:cs="Arial" w:eastAsia="Arial" w:hAnsi="Arial"/>
+            <w:shd w:fill="EEF1F6" w:color="auto" w:val="clear"/>
+            <w:tcMar>
+              <w:top w:type="dxa" w:w="60"/>
+              <w:left w:type="dxa" w:w="90"/>
+              <w:bottom w:type="dxa" w:w="60"/>
+              <w:right w:type="dxa" w:w="90"/>
+            </w:tcMar>
+          </w:tcPr>
+          <w:p>
+            <w:pPr>
+              <w:spacing w:after="40"/>
+            </w:pPr>
+            <w:r>
+              <w:rPr>
+                <w:rFonts w:ascii="Inter" w:cs="Inter" w:eastAsia="Inter" w:hAnsi="Inter"/>
                 <w:b/>
                 <w:bCs/>
                 <w:highlight w:val="yellow"/>
@@ -1674,21 +1726,21 @@
         <w:tc>
           <w:tcPr>
             <w:tcW w:type="dxa" w:w="1600"/>
-            <w:shd w:fill="EAF0F6" w:color="auto" w:val="clear"/>
-            <w:tcMar>
-              <w:top w:type="dxa" w:w="60"/>
-              <w:left w:type="dxa" w:w="90"/>
-              <w:bottom w:type="dxa" w:w="60"/>
-              <w:right w:type="dxa" w:w="90"/>
-            </w:tcMar>
-          </w:tcPr>
-          <w:p>
-            <w:pPr>
-              <w:spacing w:after="40"/>
-            </w:pPr>
-            <w:r>
-              <w:rPr>
-                <w:rFonts w:ascii="Arial" w:cs="Arial" w:eastAsia="Arial" w:hAnsi="Arial"/>
+            <w:shd w:fill="EEF1F6" w:color="auto" w:val="clear"/>
+            <w:tcMar>
+              <w:top w:type="dxa" w:w="60"/>
+              <w:left w:type="dxa" w:w="90"/>
+              <w:bottom w:type="dxa" w:w="60"/>
+              <w:right w:type="dxa" w:w="90"/>
+            </w:tcMar>
+          </w:tcPr>
+          <w:p>
+            <w:pPr>
+              <w:spacing w:after="40"/>
+            </w:pPr>
+            <w:r>
+              <w:rPr>
+                <w:rFonts w:ascii="Inter" w:cs="Inter" w:eastAsia="Inter" w:hAnsi="Inter"/>
                 <w:b/>
                 <w:bCs/>
                 <w:highlight w:val="yellow"/>
@@ -1701,21 +1753,21 @@
         <w:tc>
           <w:tcPr>
             <w:tcW w:type="dxa" w:w="1838"/>
-            <w:shd w:fill="EAF0F6" w:color="auto" w:val="clear"/>
-            <w:tcMar>
-              <w:top w:type="dxa" w:w="60"/>
-              <w:left w:type="dxa" w:w="90"/>
-              <w:bottom w:type="dxa" w:w="60"/>
-              <w:right w:type="dxa" w:w="90"/>
-            </w:tcMar>
-          </w:tcPr>
-          <w:p>
-            <w:pPr>
-              <w:spacing w:after="40"/>
-            </w:pPr>
-            <w:r>
-              <w:rPr>
-                <w:rFonts w:ascii="Arial" w:cs="Arial" w:eastAsia="Arial" w:hAnsi="Arial"/>
+            <w:shd w:fill="EEF1F6" w:color="auto" w:val="clear"/>
+            <w:tcMar>
+              <w:top w:type="dxa" w:w="60"/>
+              <w:left w:type="dxa" w:w="90"/>
+              <w:bottom w:type="dxa" w:w="60"/>
+              <w:right w:type="dxa" w:w="90"/>
+            </w:tcMar>
+          </w:tcPr>
+          <w:p>
+            <w:pPr>
+              <w:spacing w:after="40"/>
+            </w:pPr>
+            <w:r>
+              <w:rPr>
+                <w:rFonts w:ascii="Inter" w:cs="Inter" w:eastAsia="Inter" w:hAnsi="Inter"/>
                 <w:b/>
                 <w:bCs/>
                 <w:highlight w:val="yellow"/>
@@ -1737,7 +1789,7 @@
         <w:tblW w:type="dxa" w:w="9638"/>
         <w:tblBorders>
           <w:top w:val="none" w:color="FFFFFF" w:sz="0"/>
-          <w:left w:val="single" w:color="C8691C" w:sz="12"/>
+          <w:left w:val="single" w:color="C9AB4C" w:sz="12"/>
           <w:bottom w:val="none" w:color="FFFFFF" w:sz="0"/>
           <w:right w:val="none" w:color="FFFFFF" w:sz="0"/>
           <w:insideH w:val="none" w:color="FFFFFF" w:sz="0"/>
@@ -1751,7 +1803,7 @@
         <w:tc>
           <w:tcPr>
             <w:tcW w:type="dxa" w:w="9638"/>
-            <w:shd w:fill="FFF4E5" w:color="auto" w:val="clear"/>
+            <w:shd w:fill="F7F1DF" w:color="auto" w:val="clear"/>
             <w:tcMar>
               <w:top w:type="dxa" w:w="100"/>
               <w:left w:type="dxa" w:w="160"/>
@@ -1765,10 +1817,10 @@
             </w:pPr>
             <w:r>
               <w:rPr>
-                <w:rFonts w:ascii="Arial" w:cs="Arial" w:eastAsia="Arial" w:hAnsi="Arial"/>
+                <w:rFonts w:ascii="Montserrat" w:cs="Montserrat" w:eastAsia="Montserrat" w:hAnsi="Montserrat"/>
                 <w:b/>
                 <w:bCs/>
-                <w:color w:val="C8691C"/>
+                <w:color w:val="1B3A6B"/>
               </w:rPr>
               <w:t xml:space="preserve">À compléter avec des faits</w:t>
             </w:r>
@@ -1779,7 +1831,7 @@
             </w:pPr>
             <w:r>
               <w:rPr>
-                <w:rFonts w:ascii="Arial" w:cs="Arial" w:eastAsia="Arial" w:hAnsi="Arial"/>
+                <w:rFonts w:ascii="Inter" w:cs="Inter" w:eastAsia="Inter" w:hAnsi="Inter"/>
               </w:rPr>
               <w:t xml:space="preserve">Les formations au management, à la transmission ou au tutorat déjà réalisées par Aurélien LUMEKA (chez YEBA FORMATIONS ou dans d’autres centres) sont des preuves utiles. Pour les actions réalisées pour le compte d’un autre centre, vérifier ce que le contrat autorise à mentionner.</w:t>
             </w:r>
@@ -1797,7 +1849,7 @@
         <w:tblW w:type="dxa" w:w="9638"/>
         <w:tblBorders>
           <w:top w:val="none" w:color="FFFFFF" w:sz="0"/>
-          <w:left w:val="single" w:color="1F3A5F" w:sz="12"/>
+          <w:left w:val="single" w:color="1B3A6B" w:sz="12"/>
           <w:bottom w:val="none" w:color="FFFFFF" w:sz="0"/>
           <w:right w:val="none" w:color="FFFFFF" w:sz="0"/>
           <w:insideH w:val="none" w:color="FFFFFF" w:sz="0"/>
@@ -1811,7 +1863,7 @@
         <w:tc>
           <w:tcPr>
             <w:tcW w:type="dxa" w:w="9638"/>
-            <w:shd w:fill="EAF0F6" w:color="auto" w:val="clear"/>
+            <w:shd w:fill="EEF1F6" w:color="auto" w:val="clear"/>
             <w:tcMar>
               <w:top w:type="dxa" w:w="100"/>
               <w:left w:type="dxa" w:w="160"/>
@@ -1825,10 +1877,10 @@
             </w:pPr>
             <w:r>
               <w:rPr>
-                <w:rFonts w:ascii="Arial" w:cs="Arial" w:eastAsia="Arial" w:hAnsi="Arial"/>
+                <w:rFonts w:ascii="Montserrat" w:cs="Montserrat" w:eastAsia="Montserrat" w:hAnsi="Montserrat"/>
                 <w:b/>
                 <w:bCs/>
-                <w:color w:val="1F3A5F"/>
+                <w:color w:val="1B3A6B"/>
               </w:rPr>
               <w:t xml:space="preserve">Conformité RGPD / IA Act</w:t>
             </w:r>
@@ -1839,7 +1891,7 @@
             </w:pPr>
             <w:r>
               <w:rPr>
-                <w:rFonts w:ascii="Arial" w:cs="Arial" w:eastAsia="Arial" w:hAnsi="Arial"/>
+                <w:rFonts w:ascii="Inter" w:cs="Inter" w:eastAsia="Inter" w:hAnsi="Inter"/>
                 <w:b/>
                 <w:bCs/>
               </w:rPr>
@@ -1847,13 +1899,13 @@
             </w:r>
             <w:r>
               <w:rPr>
-                <w:rFonts w:ascii="Arial" w:cs="Arial" w:eastAsia="Arial" w:hAnsi="Arial"/>
+                <w:rFonts w:ascii="Inter" w:cs="Inter" w:eastAsia="Inter" w:hAnsi="Inter"/>
               </w:rPr>
               <w:t xml:space="preserve"> — Les données des maîtres d’apprentissage (identité, coordonnées, diplômes et expérience) sont collectées pour vérifier les conditions légales et organiser le suivi ; conservation pendant la durée du contrat d’apprentissage augmentée des délais de contrôle (</w:t>
             </w:r>
             <w:r>
               <w:rPr>
-                <w:rFonts w:ascii="Arial" w:cs="Arial" w:eastAsia="Arial" w:hAnsi="Arial"/>
+                <w:rFonts w:ascii="Inter" w:cs="Inter" w:eastAsia="Inter" w:hAnsi="Inter"/>
                 <w:b/>
                 <w:bCs/>
                 <w:highlight w:val="yellow"/>
@@ -1863,7 +1915,7 @@
             </w:r>
             <w:r>
               <w:rPr>
-                <w:rFonts w:ascii="Arial" w:cs="Arial" w:eastAsia="Arial" w:hAnsi="Arial"/>
+                <w:rFonts w:ascii="Inter" w:cs="Inter" w:eastAsia="Inter" w:hAnsi="Inter"/>
               </w:rPr>
               <w:t xml:space="preserve">).</w:t>
             </w:r>
@@ -1888,41 +1940,39 @@
       </w:pPr>
       <w:r>
         <w:rPr>
-          <w:rFonts w:ascii="Arial" w:cs="Arial" w:eastAsia="Arial" w:hAnsi="Arial"/>
-        </w:rPr>
-        <w:t xml:space="preserve">Fait à </w:t>
-      </w:r>
-      <w:r>
-        <w:rPr>
-          <w:rFonts w:ascii="Arial" w:cs="Arial" w:eastAsia="Arial" w:hAnsi="Arial"/>
+          <w:rFonts w:ascii="Inter" w:cs="Inter" w:eastAsia="Inter" w:hAnsi="Inter"/>
+        </w:rPr>
+        <w:t xml:space="preserve">Fait à Saint-Denis, le </w:t>
+      </w:r>
+      <w:r>
+        <w:rPr>
+          <w:rFonts w:ascii="Inter" w:cs="Inter" w:eastAsia="Inter" w:hAnsi="Inter"/>
           <w:b/>
           <w:bCs/>
           <w:highlight w:val="yellow"/>
           <w:highlightCs w:val="yellow"/>
         </w:rPr>
-        <w:t xml:space="preserve">[commune]</w:t>
-      </w:r>
-      <w:r>
-        <w:rPr>
-          <w:rFonts w:ascii="Arial" w:cs="Arial" w:eastAsia="Arial" w:hAnsi="Arial"/>
-        </w:rPr>
-        <w:t xml:space="preserve">, le </w:t>
-      </w:r>
-      <w:r>
-        <w:rPr>
-          <w:rFonts w:ascii="Arial" w:cs="Arial" w:eastAsia="Arial" w:hAnsi="Arial"/>
+        <w:t xml:space="preserve">[date d’envoi]</w:t>
+      </w:r>
+      <w:r>
+        <w:rPr>
+          <w:rFonts w:ascii="Inter" w:cs="Inter" w:eastAsia="Inter" w:hAnsi="Inter"/>
+        </w:rPr>
+        <w:t xml:space="preserve">.</w:t>
+      </w:r>
+    </w:p>
+    <w:p>
+      <w:pPr>
+        <w:spacing w:after="120" w:line="288"/>
+        <w:jc w:val="left"/>
+      </w:pPr>
+      <w:r>
+        <w:rPr>
+          <w:rFonts w:ascii="Inter" w:cs="Inter" w:eastAsia="Inter" w:hAnsi="Inter"/>
           <w:b/>
           <w:bCs/>
-          <w:highlight w:val="yellow"/>
-          <w:highlightCs w:val="yellow"/>
-        </w:rPr>
-        <w:t xml:space="preserve">[date d’envoi]</w:t>
-      </w:r>
-      <w:r>
-        <w:rPr>
-          <w:rFonts w:ascii="Arial" w:cs="Arial" w:eastAsia="Arial" w:hAnsi="Arial"/>
-        </w:rPr>
-        <w:t xml:space="preserve">.</w:t>
+        </w:rPr>
+        <w:t xml:space="preserve">Aurélien LUMEKA, Directeur de YEBA FORMATIONS</w:t>
       </w:r>
     </w:p>
     <w:p>
@@ -1932,21 +1982,7 @@
       </w:pPr>
       <w:r>
         <w:rPr>
-          <w:rFonts w:ascii="Arial" w:cs="Arial" w:eastAsia="Arial" w:hAnsi="Arial"/>
-          <w:b/>
-          <w:bCs/>
-        </w:rPr>
-        <w:t xml:space="preserve">Aurélien LUMEKA, Directeur de YEBA FORMATIONS</w:t>
-      </w:r>
-    </w:p>
-    <w:p>
-      <w:pPr>
-        <w:spacing w:after="120" w:line="288"/>
-        <w:jc w:val="left"/>
-      </w:pPr>
-      <w:r>
-        <w:rPr>
-          <w:rFonts w:ascii="Arial" w:cs="Arial" w:eastAsia="Arial" w:hAnsi="Arial"/>
+          <w:rFonts w:ascii="Inter" w:cs="Inter" w:eastAsia="Inter" w:hAnsi="Inter"/>
         </w:rPr>
         <w:t xml:space="preserve">Signature et cachet :</w:t>
       </w:r>
@@ -2012,8 +2048,8 @@
     </w:pPr>
     <w:r>
       <w:rPr>
-        <w:rFonts w:ascii="Arial" w:cs="Arial" w:eastAsia="Arial" w:hAnsi="Arial"/>
-        <w:color w:val="595959"/>
+        <w:rFonts w:ascii="Inter" w:cs="Inter" w:eastAsia="Inter" w:hAnsi="Inter"/>
+        <w:color w:val="4D4D4D"/>
         <w:sz w:val="16"/>
         <w:szCs w:val="16"/>
       </w:rPr>
@@ -2021,8 +2057,8 @@
     </w:r>
     <w:r>
       <w:rPr>
-        <w:rFonts w:ascii="Arial" w:cs="Arial" w:eastAsia="Arial" w:hAnsi="Arial"/>
-        <w:color w:val="595959"/>
+        <w:rFonts w:ascii="Inter" w:cs="Inter" w:eastAsia="Inter" w:hAnsi="Inter"/>
+        <w:color w:val="4D4D4D"/>
         <w:sz w:val="16"/>
         <w:szCs w:val="16"/>
       </w:rPr>
@@ -2033,8 +2069,8 @@
     </w:r>
     <w:r>
       <w:rPr>
-        <w:rFonts w:ascii="Arial" w:cs="Arial" w:eastAsia="Arial" w:hAnsi="Arial"/>
-        <w:color w:val="595959"/>
+        <w:rFonts w:ascii="Inter" w:cs="Inter" w:eastAsia="Inter" w:hAnsi="Inter"/>
+        <w:color w:val="4D4D4D"/>
         <w:sz w:val="16"/>
         <w:szCs w:val="16"/>
       </w:rPr>
@@ -2042,8 +2078,8 @@
     </w:r>
     <w:r>
       <w:rPr>
-        <w:rFonts w:ascii="Arial" w:cs="Arial" w:eastAsia="Arial" w:hAnsi="Arial"/>
-        <w:color w:val="595959"/>
+        <w:rFonts w:ascii="Inter" w:cs="Inter" w:eastAsia="Inter" w:hAnsi="Inter"/>
+        <w:color w:val="4D4D4D"/>
         <w:sz w:val="16"/>
         <w:szCs w:val="16"/>
       </w:rPr>
@@ -2101,8 +2137,8 @@
     </w:pPr>
     <w:r>
       <w:rPr>
-        <w:rFonts w:ascii="Arial" w:cs="Arial" w:eastAsia="Arial" w:hAnsi="Arial"/>
-        <w:color w:val="595959"/>
+        <w:rFonts w:ascii="Inter" w:cs="Inter" w:eastAsia="Inter" w:hAnsi="Inter"/>
+        <w:color w:val="4D4D4D"/>
         <w:sz w:val="16"/>
         <w:szCs w:val="16"/>
       </w:rPr>
@@ -2239,7 +2275,8 @@
   <w:docDefaults>
     <w:rPrDefault>
       <w:rPr>
-        <w:rFonts w:ascii="Arial" w:cs="Arial" w:eastAsia="Arial" w:hAnsi="Arial"/>
+        <w:rFonts w:ascii="Inter" w:cs="Inter" w:eastAsia="Inter" w:hAnsi="Inter"/>
+        <w:color w:val="121212"/>
         <w:sz w:val="22"/>
         <w:szCs w:val="22"/>
       </w:rPr>
@@ -2423,13 +2460,16 @@
     <w:next w:val="Normal"/>
     <w:qFormat/>
     <w:pPr>
+      <w:pBdr>
+        <w:bottom w:val="single" w:color="C9AB4C" w:sz="8" w:space="4"/>
+      </w:pBdr>
       <w:outlineLvl w:val="0"/>
     </w:pPr>
     <w:rPr>
-      <w:rFonts w:ascii="Arial" w:cs="Arial" w:eastAsia="Arial" w:hAnsi="Arial"/>
+      <w:rFonts w:ascii="Montserrat" w:cs="Montserrat" w:eastAsia="Montserrat" w:hAnsi="Montserrat"/>
       <w:b/>
       <w:bCs/>
-      <w:color w:val="1F3A5F"/>
+      <w:color w:val="1B3A6B"/>
       <w:sz w:val="28"/>
       <w:szCs w:val="28"/>
     </w:rPr>
@@ -2443,10 +2483,10 @@
       <w:outlineLvl w:val="1"/>
     </w:pPr>
     <w:rPr>
-      <w:rFonts w:ascii="Arial" w:cs="Arial" w:eastAsia="Arial" w:hAnsi="Arial"/>
+      <w:rFonts w:ascii="Montserrat" w:cs="Montserrat" w:eastAsia="Montserrat" w:hAnsi="Montserrat"/>
       <w:b/>
       <w:bCs/>
-      <w:color w:val="C8691C"/>
+      <w:color w:val="1B3A6B"/>
       <w:sz w:val="24"/>
       <w:szCs w:val="24"/>
     </w:rPr>

--- a/dossier-deets-apprentissage/word/17_Developpement_competences_maitres_apprentissage.docx
+++ b/dossier-deets-apprentissage/word/17_Developpement_competences_maitres_apprentissage.docx
@@ -113,6 +113,7 @@
           <w:p>
             <w:pPr>
               <w:spacing w:after="40"/>
+              <w:jc w:val="left"/>
             </w:pPr>
             <w:r>
               <w:rPr>
@@ -139,6 +140,7 @@
           <w:p>
             <w:pPr>
               <w:spacing w:after="40"/>
+              <w:jc w:val="left"/>
             </w:pPr>
             <w:r>
               <w:rPr>
@@ -169,6 +171,7 @@
           <w:p>
             <w:pPr>
               <w:spacing w:after="40"/>
+              <w:jc w:val="left"/>
             </w:pPr>
             <w:r>
               <w:rPr>
@@ -191,6 +194,7 @@
           <w:p>
             <w:pPr>
               <w:spacing w:after="40"/>
+              <w:jc w:val="left"/>
             </w:pPr>
             <w:r>
               <w:rPr>
@@ -219,6 +223,7 @@
           <w:p>
             <w:pPr>
               <w:spacing w:after="40"/>
+              <w:jc w:val="left"/>
             </w:pPr>
             <w:r>
               <w:rPr>
@@ -242,6 +247,7 @@
           <w:p>
             <w:pPr>
               <w:spacing w:after="40"/>
+              <w:jc w:val="left"/>
             </w:pPr>
             <w:r>
               <w:rPr>
@@ -269,6 +275,7 @@
           <w:p>
             <w:pPr>
               <w:spacing w:after="40"/>
+              <w:jc w:val="left"/>
             </w:pPr>
             <w:r>
               <w:rPr>
@@ -291,6 +298,7 @@
           <w:p>
             <w:pPr>
               <w:spacing w:after="40"/>
+              <w:jc w:val="left"/>
             </w:pPr>
             <w:r>
               <w:rPr>
@@ -319,6 +327,7 @@
           <w:p>
             <w:pPr>
               <w:spacing w:after="40"/>
+              <w:jc w:val="left"/>
             </w:pPr>
             <w:r>
               <w:rPr>
@@ -342,6 +351,7 @@
           <w:p>
             <w:pPr>
               <w:spacing w:after="40"/>
+              <w:jc w:val="left"/>
             </w:pPr>
             <w:r>
               <w:rPr>
@@ -369,6 +379,7 @@
           <w:p>
             <w:pPr>
               <w:spacing w:after="40"/>
+              <w:jc w:val="left"/>
             </w:pPr>
             <w:r>
               <w:rPr>
@@ -391,6 +402,7 @@
           <w:p>
             <w:pPr>
               <w:spacing w:after="40"/>
+              <w:jc w:val="left"/>
             </w:pPr>
             <w:r>
               <w:rPr>
@@ -419,6 +431,7 @@
           <w:p>
             <w:pPr>
               <w:spacing w:after="40"/>
+              <w:jc w:val="left"/>
             </w:pPr>
             <w:r>
               <w:rPr>
@@ -442,6 +455,7 @@
           <w:p>
             <w:pPr>
               <w:spacing w:after="40"/>
+              <w:jc w:val="both"/>
             </w:pPr>
             <w:r>
               <w:rPr>
@@ -469,6 +483,7 @@
           <w:p>
             <w:pPr>
               <w:spacing w:after="40"/>
+              <w:jc w:val="left"/>
             </w:pPr>
             <w:r>
               <w:rPr>
@@ -491,6 +506,7 @@
           <w:p>
             <w:pPr>
               <w:spacing w:after="40"/>
+              <w:jc w:val="left"/>
             </w:pPr>
             <w:r>
               <w:rPr>
@@ -519,6 +535,7 @@
           <w:p>
             <w:pPr>
               <w:spacing w:after="40"/>
+              <w:jc w:val="left"/>
             </w:pPr>
             <w:r>
               <w:rPr>
@@ -542,6 +559,7 @@
           <w:p>
             <w:pPr>
               <w:spacing w:after="40"/>
+              <w:jc w:val="left"/>
             </w:pPr>
             <w:r>
               <w:rPr>
@@ -675,6 +693,7 @@
           <w:p>
             <w:pPr>
               <w:spacing w:after="40"/>
+              <w:jc w:val="left"/>
             </w:pPr>
             <w:r>
               <w:rPr>
@@ -701,6 +720,7 @@
           <w:p>
             <w:pPr>
               <w:spacing w:after="40"/>
+              <w:jc w:val="left"/>
             </w:pPr>
             <w:r>
               <w:rPr>
@@ -727,6 +747,7 @@
           <w:p>
             <w:pPr>
               <w:spacing w:after="40"/>
+              <w:jc w:val="left"/>
             </w:pPr>
             <w:r>
               <w:rPr>
@@ -753,6 +774,7 @@
           <w:p>
             <w:pPr>
               <w:spacing w:after="40"/>
+              <w:jc w:val="left"/>
             </w:pPr>
             <w:r>
               <w:rPr>
@@ -783,6 +805,7 @@
           <w:p>
             <w:pPr>
               <w:spacing w:after="40"/>
+              <w:jc w:val="left"/>
             </w:pPr>
             <w:r>
               <w:rPr>
@@ -805,6 +828,7 @@
           <w:p>
             <w:pPr>
               <w:spacing w:after="40"/>
+              <w:jc w:val="left"/>
             </w:pPr>
             <w:r>
               <w:rPr>
@@ -827,12 +851,13 @@
           <w:p>
             <w:pPr>
               <w:spacing w:after="40"/>
-            </w:pPr>
-            <w:r>
-              <w:rPr>
-                <w:rFonts w:ascii="Inter" w:cs="Inter" w:eastAsia="Inter" w:hAnsi="Inter"/>
-              </w:rPr>
-              <w:t xml:space="preserve">2 heures, avant ou au début du contrat</w:t>
+              <w:jc w:val="left"/>
+            </w:pPr>
+            <w:r>
+              <w:rPr>
+                <w:rFonts w:ascii="Inter" w:cs="Inter" w:eastAsia="Inter" w:hAnsi="Inter"/>
+              </w:rPr>
+              <w:t xml:space="preserve">2 heures, mardi 16 février 2027, 17 h – 19 h</w:t>
             </w:r>
           </w:p>
         </w:tc>
@@ -849,6 +874,7 @@
           <w:p>
             <w:pPr>
               <w:spacing w:after="40"/>
+              <w:jc w:val="left"/>
             </w:pPr>
             <w:r>
               <w:rPr>
@@ -877,6 +903,7 @@
           <w:p>
             <w:pPr>
               <w:spacing w:after="40"/>
+              <w:jc w:val="left"/>
             </w:pPr>
             <w:r>
               <w:rPr>
@@ -900,6 +927,7 @@
           <w:p>
             <w:pPr>
               <w:spacing w:after="40"/>
+              <w:jc w:val="left"/>
             </w:pPr>
             <w:r>
               <w:rPr>
@@ -911,6 +939,7 @@
           <w:p>
             <w:pPr>
               <w:spacing w:after="40"/>
+              <w:jc w:val="left"/>
             </w:pPr>
             <w:r>
               <w:rPr>
@@ -922,6 +951,7 @@
           <w:p>
             <w:pPr>
               <w:spacing w:after="40"/>
+              <w:jc w:val="left"/>
             </w:pPr>
             <w:r>
               <w:rPr>
@@ -933,6 +963,7 @@
           <w:p>
             <w:pPr>
               <w:spacing w:after="40"/>
+              <w:jc w:val="left"/>
             </w:pPr>
             <w:r>
               <w:rPr>
@@ -944,6 +975,7 @@
           <w:p>
             <w:pPr>
               <w:spacing w:after="40"/>
+              <w:jc w:val="left"/>
             </w:pPr>
             <w:r>
               <w:rPr>
@@ -955,6 +987,7 @@
           <w:p>
             <w:pPr>
               <w:spacing w:after="40"/>
+              <w:jc w:val="left"/>
             </w:pPr>
             <w:r>
               <w:rPr>
@@ -978,12 +1011,13 @@
           <w:p>
             <w:pPr>
               <w:spacing w:after="40"/>
-            </w:pPr>
-            <w:r>
-              <w:rPr>
-                <w:rFonts w:ascii="Inter" w:cs="Inter" w:eastAsia="Inter" w:hAnsi="Inter"/>
-              </w:rPr>
-              <w:t xml:space="preserve">1 jour (7 heures) en présentiel ou 2 demi-journées</w:t>
+              <w:jc w:val="left"/>
+            </w:pPr>
+            <w:r>
+              <w:rPr>
+                <w:rFonts w:ascii="Inter" w:cs="Inter" w:eastAsia="Inter" w:hAnsi="Inter"/>
+              </w:rPr>
+              <w:t xml:space="preserve">1 jour (7 heures), jeudi 15 avril 2027, ou 2 demi-journées</w:t>
             </w:r>
           </w:p>
         </w:tc>
@@ -1001,6 +1035,7 @@
           <w:p>
             <w:pPr>
               <w:spacing w:after="40"/>
+              <w:jc w:val="left"/>
             </w:pPr>
             <w:r>
               <w:rPr>
@@ -1038,6 +1073,7 @@
           <w:p>
             <w:pPr>
               <w:spacing w:after="40"/>
+              <w:jc w:val="left"/>
             </w:pPr>
             <w:r>
               <w:rPr>
@@ -1060,6 +1096,7 @@
           <w:p>
             <w:pPr>
               <w:spacing w:after="40"/>
+              <w:jc w:val="left"/>
             </w:pPr>
             <w:r>
               <w:rPr>
@@ -1082,12 +1119,13 @@
           <w:p>
             <w:pPr>
               <w:spacing w:after="40"/>
-            </w:pPr>
-            <w:r>
-              <w:rPr>
-                <w:rFonts w:ascii="Inter" w:cs="Inter" w:eastAsia="Inter" w:hAnsi="Inter"/>
-              </w:rPr>
-              <w:t xml:space="preserve">2 fois par an (1 h 30)</w:t>
+              <w:jc w:val="left"/>
+            </w:pPr>
+            <w:r>
+              <w:rPr>
+                <w:rFonts w:ascii="Inter" w:cs="Inter" w:eastAsia="Inter" w:hAnsi="Inter"/>
+              </w:rPr>
+              <w:t xml:space="preserve">Mardi 14 septembre 2027 et mardi 11 janvier 2028, 17 h – 18 h 30</w:t>
             </w:r>
           </w:p>
         </w:tc>
@@ -1104,6 +1142,7 @@
           <w:p>
             <w:pPr>
               <w:spacing w:after="40"/>
+              <w:jc w:val="left"/>
             </w:pPr>
             <w:r>
               <w:rPr>
@@ -1132,6 +1171,7 @@
           <w:p>
             <w:pPr>
               <w:spacing w:after="40"/>
+              <w:jc w:val="left"/>
             </w:pPr>
             <w:r>
               <w:rPr>
@@ -1155,6 +1195,7 @@
           <w:p>
             <w:pPr>
               <w:spacing w:after="40"/>
+              <w:jc w:val="left"/>
             </w:pPr>
             <w:r>
               <w:rPr>
@@ -1178,6 +1219,7 @@
           <w:p>
             <w:pPr>
               <w:spacing w:after="40"/>
+              <w:jc w:val="left"/>
             </w:pPr>
             <w:r>
               <w:rPr>
@@ -1201,6 +1243,7 @@
           <w:p>
             <w:pPr>
               <w:spacing w:after="40"/>
+              <w:jc w:val="left"/>
             </w:pPr>
             <w:r>
               <w:rPr>
@@ -1228,6 +1271,7 @@
           <w:p>
             <w:pPr>
               <w:spacing w:after="40"/>
+              <w:jc w:val="left"/>
             </w:pPr>
             <w:r>
               <w:rPr>
@@ -1250,6 +1294,7 @@
           <w:p>
             <w:pPr>
               <w:spacing w:after="40"/>
+              <w:jc w:val="left"/>
             </w:pPr>
             <w:r>
               <w:rPr>
@@ -1272,6 +1317,7 @@
           <w:p>
             <w:pPr>
               <w:spacing w:after="40"/>
+              <w:jc w:val="left"/>
             </w:pPr>
             <w:r>
               <w:rPr>
@@ -1294,6 +1340,7 @@
           <w:p>
             <w:pPr>
               <w:spacing w:after="40"/>
+              <w:jc w:val="left"/>
             </w:pPr>
             <w:r>
               <w:rPr>
@@ -1336,6 +1383,60 @@
           <w:rFonts w:ascii="Inter" w:cs="Inter" w:eastAsia="Inter" w:hAnsi="Inter"/>
         </w:rPr>
         <w:t xml:space="preserve">).</w:t>
+      </w:r>
+    </w:p>
+    <w:p>
+      <w:pPr>
+        <w:spacing w:after="120" w:line="288"/>
+        <w:jc w:val="both"/>
+      </w:pPr>
+      <w:r>
+        <w:rPr>
+          <w:rFonts w:ascii="Inter" w:cs="Inter" w:eastAsia="Inter" w:hAnsi="Inter"/>
+        </w:rPr>
+        <w:t xml:space="preserve">Les maîtres d’apprentissage sont également invités au </w:t>
+      </w:r>
+      <w:r>
+        <w:rPr>
+          <w:rFonts w:ascii="Inter" w:cs="Inter" w:eastAsia="Inter" w:hAnsi="Inter"/>
+          <w:b/>
+          <w:bCs/>
+        </w:rPr>
+        <w:t xml:space="preserve">conseil de perfectionnement</w:t>
+      </w:r>
+      <w:r>
+        <w:rPr>
+          <w:rFonts w:ascii="Inter" w:cs="Inter" w:eastAsia="Inter" w:hAnsi="Inter"/>
+        </w:rPr>
+        <w:t xml:space="preserve"> (juin et décembre 2027), au </w:t>
+      </w:r>
+      <w:r>
+        <w:rPr>
+          <w:rFonts w:ascii="Inter" w:cs="Inter" w:eastAsia="Inter" w:hAnsi="Inter"/>
+          <w:b/>
+          <w:bCs/>
+        </w:rPr>
+        <w:t xml:space="preserve">job dating</w:t>
+      </w:r>
+      <w:r>
+        <w:rPr>
+          <w:rFonts w:ascii="Inter" w:cs="Inter" w:eastAsia="Inter" w:hAnsi="Inter"/>
+        </w:rPr>
+        <w:t xml:space="preserve"> du 25 novembre 2027 et à la </w:t>
+      </w:r>
+      <w:r>
+        <w:rPr>
+          <w:rFonts w:ascii="Inter" w:cs="Inter" w:eastAsia="Inter" w:hAnsi="Inter"/>
+          <w:b/>
+          <w:bCs/>
+        </w:rPr>
+        <w:t xml:space="preserve">cérémonie de clôture</w:t>
+      </w:r>
+      <w:r>
+        <w:rPr>
+          <w:rFonts w:ascii="Inter" w:cs="Inter" w:eastAsia="Inter" w:hAnsi="Inter"/>
+        </w:rPr>
+        <w:t xml:space="preserve"> de février 2028 (pièce n° 19).</w:t>
       </w:r>
     </w:p>
     <w:p>
@@ -1359,6 +1460,7 @@
           <w:numId w:val="2"/>
         </w:numPr>
         <w:spacing w:after="60" w:line="276"/>
+        <w:jc w:val="both"/>
       </w:pPr>
       <w:r>
         <w:rPr>
@@ -1375,6 +1477,7 @@
           <w:numId w:val="2"/>
         </w:numPr>
         <w:spacing w:after="60" w:line="276"/>
+        <w:jc w:val="both"/>
       </w:pPr>
       <w:r>
         <w:rPr>
@@ -1391,6 +1494,7 @@
           <w:numId w:val="2"/>
         </w:numPr>
         <w:spacing w:after="60" w:line="276"/>
+        <w:jc w:val="both"/>
       </w:pPr>
       <w:r>
         <w:rPr>
@@ -1465,6 +1569,7 @@
           <w:p>
             <w:pPr>
               <w:spacing w:after="40"/>
+              <w:jc w:val="left"/>
             </w:pPr>
             <w:r>
               <w:rPr>
@@ -1491,6 +1596,7 @@
           <w:p>
             <w:pPr>
               <w:spacing w:after="40"/>
+              <w:jc w:val="left"/>
             </w:pPr>
             <w:r>
               <w:rPr>
@@ -1517,6 +1623,7 @@
           <w:p>
             <w:pPr>
               <w:spacing w:after="40"/>
+              <w:jc w:val="left"/>
             </w:pPr>
             <w:r>
               <w:rPr>
@@ -1543,6 +1650,7 @@
           <w:p>
             <w:pPr>
               <w:spacing w:after="40"/>
+              <w:jc w:val="left"/>
             </w:pPr>
             <w:r>
               <w:rPr>
@@ -1573,6 +1681,7 @@
           <w:p>
             <w:pPr>
               <w:spacing w:after="40"/>
+              <w:jc w:val="left"/>
             </w:pPr>
             <w:r>
               <w:rPr>
@@ -1599,6 +1708,7 @@
           <w:p>
             <w:pPr>
               <w:spacing w:after="40"/>
+              <w:jc w:val="left"/>
             </w:pPr>
             <w:r>
               <w:rPr>
@@ -1625,6 +1735,7 @@
           <w:p>
             <w:pPr>
               <w:spacing w:after="40"/>
+              <w:jc w:val="left"/>
             </w:pPr>
             <w:r>
               <w:rPr>
@@ -1651,6 +1762,7 @@
           <w:p>
             <w:pPr>
               <w:spacing w:after="40"/>
+              <w:jc w:val="left"/>
             </w:pPr>
             <w:r>
               <w:rPr>
@@ -1683,6 +1795,7 @@
           <w:p>
             <w:pPr>
               <w:spacing w:after="40"/>
+              <w:jc w:val="left"/>
             </w:pPr>
             <w:r>
               <w:rPr>
@@ -1710,6 +1823,7 @@
           <w:p>
             <w:pPr>
               <w:spacing w:after="40"/>
+              <w:jc w:val="left"/>
             </w:pPr>
             <w:r>
               <w:rPr>
@@ -1737,6 +1851,7 @@
           <w:p>
             <w:pPr>
               <w:spacing w:after="40"/>
+              <w:jc w:val="left"/>
             </w:pPr>
             <w:r>
               <w:rPr>
@@ -1764,6 +1879,7 @@
           <w:p>
             <w:pPr>
               <w:spacing w:after="40"/>
+              <w:jc w:val="left"/>
             </w:pPr>
             <w:r>
               <w:rPr>
@@ -1774,66 +1890,6 @@
                 <w:highlightCs w:val="yellow"/>
               </w:rPr>
               <w:t xml:space="preserve">[attestations, programmes]</w:t>
-            </w:r>
-          </w:p>
-        </w:tc>
-      </w:tr>
-    </w:tbl>
-    <w:p>
-      <w:pPr>
-        <w:spacing w:after="80"/>
-      </w:pPr>
-    </w:p>
-    <w:tbl>
-      <w:tblPr>
-        <w:tblW w:type="dxa" w:w="9638"/>
-        <w:tblBorders>
-          <w:top w:val="none" w:color="FFFFFF" w:sz="0"/>
-          <w:left w:val="single" w:color="C9AB4C" w:sz="12"/>
-          <w:bottom w:val="none" w:color="FFFFFF" w:sz="0"/>
-          <w:right w:val="none" w:color="FFFFFF" w:sz="0"/>
-          <w:insideH w:val="none" w:color="FFFFFF" w:sz="0"/>
-          <w:insideV w:val="none" w:color="FFFFFF" w:sz="0"/>
-        </w:tblBorders>
-      </w:tblPr>
-      <w:tblGrid>
-        <w:gridCol w:w="9638"/>
-      </w:tblGrid>
-      <w:tr>
-        <w:tc>
-          <w:tcPr>
-            <w:tcW w:type="dxa" w:w="9638"/>
-            <w:shd w:fill="F7F1DF" w:color="auto" w:val="clear"/>
-            <w:tcMar>
-              <w:top w:type="dxa" w:w="100"/>
-              <w:left w:type="dxa" w:w="160"/>
-              <w:bottom w:type="dxa" w:w="100"/>
-              <w:right w:type="dxa" w:w="120"/>
-            </w:tcMar>
-          </w:tcPr>
-          <w:p>
-            <w:pPr>
-              <w:spacing w:after="60"/>
-            </w:pPr>
-            <w:r>
-              <w:rPr>
-                <w:rFonts w:ascii="Montserrat" w:cs="Montserrat" w:eastAsia="Montserrat" w:hAnsi="Montserrat"/>
-                <w:b/>
-                <w:bCs/>
-                <w:color w:val="1B3A6B"/>
-              </w:rPr>
-              <w:t xml:space="preserve">À compléter avec des faits</w:t>
-            </w:r>
-          </w:p>
-          <w:p>
-            <w:pPr>
-              <w:spacing w:after="50"/>
-            </w:pPr>
-            <w:r>
-              <w:rPr>
-                <w:rFonts w:ascii="Inter" w:cs="Inter" w:eastAsia="Inter" w:hAnsi="Inter"/>
-              </w:rPr>
-              <w:t xml:space="preserve">Les formations au management, à la transmission ou au tutorat déjà réalisées par Aurélien LUMEKA (chez YEBA FORMATIONS ou dans d’autres centres) sont des preuves utiles. Pour les actions réalisées pour le compte d’un autre centre, vérifier ce que le contrat autorise à mentionner.</w:t>
             </w:r>
           </w:p>
         </w:tc>
@@ -1888,6 +1944,7 @@
           <w:p>
             <w:pPr>
               <w:spacing w:after="50"/>
+              <w:jc w:val="both"/>
             </w:pPr>
             <w:r>
               <w:rPr>

--- a/dossier-deets-apprentissage/word/17_Developpement_competences_maitres_apprentissage.docx
+++ b/dossier-deets-apprentissage/word/17_Developpement_competences_maitres_apprentissage.docx
@@ -4,29 +4,47 @@
   <w:body>
     <w:p>
       <w:pPr>
-        <w:spacing w:after="40"/>
-      </w:pPr>
-      <w:r>
-        <w:rPr>
-          <w:rFonts w:ascii="Montserrat" w:cs="Montserrat" w:eastAsia="Montserrat" w:hAnsi="Montserrat"/>
-          <w:b/>
-          <w:bCs/>
-          <w:color w:val="1B3A6B"/>
-          <w:sz w:val="40"/>
-          <w:szCs w:val="40"/>
-        </w:rPr>
-        <w:t xml:space="preserve">YEBA</w:t>
-      </w:r>
-      <w:r>
-        <w:rPr>
-          <w:rFonts w:ascii="Montserrat" w:cs="Montserrat" w:eastAsia="Montserrat" w:hAnsi="Montserrat"/>
-          <w:b/>
-          <w:bCs/>
-          <w:color w:val="C9AB4C"/>
-          <w:sz w:val="40"/>
-          <w:szCs w:val="40"/>
-        </w:rPr>
-        <w:t xml:space="preserve">  FORMATIONS</w:t>
+        <w:spacing w:after="80"/>
+      </w:pPr>
+      <w:r>
+        <w:drawing>
+          <wp:inline distT="0" distB="0" distL="0" distR="0">
+            <wp:extent cx="1143000" cy="971550"/>
+            <wp:effectExtent t="0" r="0" b="0" l="0"/>
+            <wp:docPr id="1" name="logo" descr="Logo YEBA FORMATIONS" title="Logo YEBA FORMATIONS"/>
+            <wp:cNvGraphicFramePr>
+              <a:graphicFrameLocks xmlns:a="http://schemas.openxmlformats.org/drawingml/2006/main" noChangeAspect="1"/>
+            </wp:cNvGraphicFramePr>
+            <a:graphic xmlns:a="http://schemas.openxmlformats.org/drawingml/2006/main">
+              <a:graphicData uri="http://schemas.openxmlformats.org/drawingml/2006/picture">
+                <pic:pic xmlns:pic="http://schemas.openxmlformats.org/drawingml/2006/picture">
+                  <pic:nvPicPr>
+                    <pic:cNvPr id="0" name="" descr=""/>
+                    <pic:cNvPicPr>
+                      <a:picLocks noChangeAspect="1" noChangeArrowheads="1"/>
+                    </pic:cNvPicPr>
+                  </pic:nvPicPr>
+                  <pic:blipFill>
+                    <a:blip r:embed="rId9" cstate="none"/>
+                    <a:srcRect/>
+                    <a:stretch>
+                      <a:fillRect/>
+                    </a:stretch>
+                  </pic:blipFill>
+                  <pic:spPr bwMode="auto">
+                    <a:xfrm>
+                      <a:off x="0" y="0"/>
+                      <a:ext cx="1143000" cy="971550"/>
+                    </a:xfrm>
+                    <a:prstGeom prst="rect">
+                      <a:avLst/>
+                    </a:prstGeom>
+                  </pic:spPr>
+                </pic:pic>
+              </a:graphicData>
+            </a:graphic>
+          </wp:inline>
+        </w:drawing>
       </w:r>
     </w:p>
     <w:p>
@@ -512,7 +530,7 @@
               <w:rPr>
                 <w:rFonts w:ascii="Inter" w:cs="Inter" w:eastAsia="Inter" w:hAnsi="Inter"/>
               </w:rPr>
-              <w:t xml:space="preserve">Aurélien LUMEKA, Directeur</w:t>
+              <w:t xml:space="preserve">Aurélien LUMEKA, Directeur — +262 693 32 24 45 — yebaformations@gmail.com</w:t>
             </w:r>
           </w:p>
         </w:tc>
@@ -565,7 +583,7 @@
               <w:rPr>
                 <w:rFonts w:ascii="Inter" w:cs="Inter" w:eastAsia="Inter" w:hAnsi="Inter"/>
               </w:rPr>
-              <w:t xml:space="preserve">Version 2 du 28/10/2026</w:t>
+              <w:t xml:space="preserve">Version 3 du 30/10/2026</w:t>
             </w:r>
           </w:p>
         </w:tc>
@@ -1017,7 +1035,7 @@
               <w:rPr>
                 <w:rFonts w:ascii="Inter" w:cs="Inter" w:eastAsia="Inter" w:hAnsi="Inter"/>
               </w:rPr>
-              <w:t xml:space="preserve">1 jour (7 heures), jeudi 15 avril 2027, ou 2 demi-journées</w:t>
+              <w:t xml:space="preserve">1 jour (7 heures), mardi 27 avril 2027, ou 2 demi-journées</w:t>
             </w:r>
           </w:p>
         </w:tc>
@@ -1422,7 +1440,7 @@
         <w:rPr>
           <w:rFonts w:ascii="Inter" w:cs="Inter" w:eastAsia="Inter" w:hAnsi="Inter"/>
         </w:rPr>
-        <w:t xml:space="preserve"> du 25 novembre 2027 et à la </w:t>
+        <w:t xml:space="preserve"> du 23 novembre 2027 et à la </w:t>
       </w:r>
       <w:r>
         <w:rPr>

--- a/dossier-deets-apprentissage/word/17_Developpement_competences_maitres_apprentissage.docx
+++ b/dossier-deets-apprentissage/word/17_Developpement_competences_maitres_apprentissage.docx
@@ -455,7 +455,7 @@
               <w:rPr>
                 <w:rFonts w:ascii="Inter" w:cs="Inter" w:eastAsia="Inter" w:hAnsi="Inter"/>
               </w:rPr>
-              <w:t xml:space="preserve">Certification Qualiopi</w:t>
+              <w:t xml:space="preserve">Adresse administrative (courrier)</w:t>
             </w:r>
           </w:p>
         </w:tc>
@@ -473,13 +473,13 @@
           <w:p>
             <w:pPr>
               <w:spacing w:after="40"/>
-              <w:jc w:val="both"/>
-            </w:pPr>
-            <w:r>
-              <w:rPr>
-                <w:rFonts w:ascii="Inter" w:cs="Inter" w:eastAsia="Inter" w:hAnsi="Inter"/>
-              </w:rPr>
-              <w:t xml:space="preserve">n° 25FOR02027.1 (actions de formation). Extension à la catégorie « actions de formation par apprentissage » engagée : l’audit d’extension sera réalisé dès l’entrée en formation du premier apprenti (courriel de l’organisme certificateur du 14/10/2026).</w:t>
+              <w:jc w:val="left"/>
+            </w:pPr>
+            <w:r>
+              <w:rPr>
+                <w:rFonts w:ascii="Inter" w:cs="Inter" w:eastAsia="Inter" w:hAnsi="Inter"/>
+              </w:rPr>
+              <w:t xml:space="preserve">9 rue Françoise Châtelain, Bâtiment A, Entrée 1, Porte 0042, 97490 Saint-Denis</w:t>
             </w:r>
           </w:p>
         </w:tc>
@@ -507,7 +507,7 @@
               <w:rPr>
                 <w:rFonts w:ascii="Inter" w:cs="Inter" w:eastAsia="Inter" w:hAnsi="Inter"/>
               </w:rPr>
-              <w:t xml:space="preserve">Responsable</w:t>
+              <w:t xml:space="preserve">Certification Qualiopi</w:t>
             </w:r>
           </w:p>
         </w:tc>
@@ -524,13 +524,27 @@
           <w:p>
             <w:pPr>
               <w:spacing w:after="40"/>
-              <w:jc w:val="left"/>
-            </w:pPr>
-            <w:r>
-              <w:rPr>
-                <w:rFonts w:ascii="Inter" w:cs="Inter" w:eastAsia="Inter" w:hAnsi="Inter"/>
-              </w:rPr>
-              <w:t xml:space="preserve">Aurélien LUMEKA, Directeur — +262 693 32 24 45 — yebaformations@gmail.com</w:t>
+              <w:jc w:val="both"/>
+            </w:pPr>
+            <w:r>
+              <w:rPr>
+                <w:rFonts w:ascii="Inter" w:cs="Inter" w:eastAsia="Inter" w:hAnsi="Inter"/>
+              </w:rPr>
+              <w:t xml:space="preserve">n° 25FOR02027.1, délivrée par QUALITIA Certification, valable du 17/02/2026 au 16/02/2029. Catégories certifiées (art. L.6313-1 du Code du travail) : actions de formation, bilans de compétences, actions de validation des acquis de l’expérience et </w:t>
+            </w:r>
+            <w:r>
+              <w:rPr>
+                <w:rFonts w:ascii="Inter" w:cs="Inter" w:eastAsia="Inter" w:hAnsi="Inter"/>
+                <w:b/>
+                <w:bCs/>
+              </w:rPr>
+              <w:t xml:space="preserve">actions de formation par apprentissage</w:t>
+            </w:r>
+            <w:r>
+              <w:rPr>
+                <w:rFonts w:ascii="Inter" w:cs="Inter" w:eastAsia="Inter" w:hAnsi="Inter"/>
+              </w:rPr>
+              <w:t xml:space="preserve">.</w:t>
             </w:r>
           </w:p>
         </w:tc>
@@ -559,7 +573,7 @@
               <w:rPr>
                 <w:rFonts w:ascii="Inter" w:cs="Inter" w:eastAsia="Inter" w:hAnsi="Inter"/>
               </w:rPr>
-              <w:t xml:space="preserve">Version</w:t>
+              <w:t xml:space="preserve">Responsable</w:t>
             </w:r>
           </w:p>
         </w:tc>
@@ -583,7 +597,58 @@
               <w:rPr>
                 <w:rFonts w:ascii="Inter" w:cs="Inter" w:eastAsia="Inter" w:hAnsi="Inter"/>
               </w:rPr>
-              <w:t xml:space="preserve">Version 3 du 30/10/2026</w:t>
+              <w:t xml:space="preserve">Aurélien LUMEKA, Directeur — +262 693 32 24 45 — yebaformations@gmail.com</w:t>
+            </w:r>
+          </w:p>
+        </w:tc>
+      </w:tr>
+      <w:tr>
+        <w:trPr>
+          <w:cantSplit/>
+        </w:trPr>
+        <w:tc>
+          <w:tcPr>
+            <w:tcW w:type="dxa" w:w="2600"/>
+            <w:tcMar>
+              <w:top w:type="dxa" w:w="60"/>
+              <w:left w:type="dxa" w:w="90"/>
+              <w:bottom w:type="dxa" w:w="60"/>
+              <w:right w:type="dxa" w:w="90"/>
+            </w:tcMar>
+          </w:tcPr>
+          <w:p>
+            <w:pPr>
+              <w:spacing w:after="40"/>
+              <w:jc w:val="left"/>
+            </w:pPr>
+            <w:r>
+              <w:rPr>
+                <w:rFonts w:ascii="Inter" w:cs="Inter" w:eastAsia="Inter" w:hAnsi="Inter"/>
+              </w:rPr>
+              <w:t xml:space="preserve">Version</w:t>
+            </w:r>
+          </w:p>
+        </w:tc>
+        <w:tc>
+          <w:tcPr>
+            <w:tcW w:type="dxa" w:w="7038"/>
+            <w:tcMar>
+              <w:top w:type="dxa" w:w="60"/>
+              <w:left w:type="dxa" w:w="90"/>
+              <w:bottom w:type="dxa" w:w="60"/>
+              <w:right w:type="dxa" w:w="90"/>
+            </w:tcMar>
+          </w:tcPr>
+          <w:p>
+            <w:pPr>
+              <w:spacing w:after="40"/>
+              <w:jc w:val="left"/>
+            </w:pPr>
+            <w:r>
+              <w:rPr>
+                <w:rFonts w:ascii="Inter" w:cs="Inter" w:eastAsia="Inter" w:hAnsi="Inter"/>
+              </w:rPr>
+              <w:t xml:space="preserve">Version 4 du 30/10/2026</w:t>
             </w:r>
           </w:p>
         </w:tc>
@@ -1035,7 +1100,7 @@
               <w:rPr>
                 <w:rFonts w:ascii="Inter" w:cs="Inter" w:eastAsia="Inter" w:hAnsi="Inter"/>
               </w:rPr>
-              <w:t xml:space="preserve">1 jour (7 heures), mardi 27 avril 2027, ou 2 demi-journées</w:t>
+              <w:t xml:space="preserve">1 jour (7 heures), jeudi 29 avril 2027, ou 2 demi-journées</w:t>
             </w:r>
           </w:p>
         </w:tc>
